--- a/JAVA 8.docx
+++ b/JAVA 8.docx
@@ -208,6 +208,7 @@
       </w:pPr>
       <w:r>
         <w:rPr>
+          <w:noProof/>
           <w:lang w:val="en-US"/>
         </w:rPr>
         <w:drawing>
@@ -287,9 +288,15 @@
           <w:szCs w:val="32"/>
           <w:lang w:eastAsia="en-IN"/>
         </w:rPr>
-        <w:t>Lambda Expressions</w:t>
-      </w:r>
-      <w:r>
+        <w:t>Lambda Expressions:</w:t>
+      </w:r>
+    </w:p>
+    <w:p>
+      <w:pPr>
+        <w:pStyle w:val="ListParagraph"/>
+        <w:shd w:val="clear" w:color="auto" w:fill="FFFFFF"/>
+        <w:spacing w:after="100" w:afterAutospacing="1" w:line="240" w:lineRule="auto"/>
+        <w:outlineLvl w:val="0"/>
         <w:rPr>
           <w:rFonts w:ascii="Times New Roman" w:eastAsia="Times New Roman" w:hAnsi="Times New Roman" w:cs="Times New Roman"/>
           <w:b/>
@@ -300,25 +307,6 @@
           <w:szCs w:val="32"/>
           <w:lang w:eastAsia="en-IN"/>
         </w:rPr>
-        <w:t>:</w:t>
-      </w:r>
-    </w:p>
-    <w:p>
-      <w:pPr>
-        <w:pStyle w:val="ListParagraph"/>
-        <w:shd w:val="clear" w:color="auto" w:fill="FFFFFF"/>
-        <w:spacing w:after="100" w:afterAutospacing="1" w:line="240" w:lineRule="auto"/>
-        <w:outlineLvl w:val="0"/>
-        <w:rPr>
-          <w:rFonts w:ascii="Times New Roman" w:eastAsia="Times New Roman" w:hAnsi="Times New Roman" w:cs="Times New Roman"/>
-          <w:b/>
-          <w:bCs/>
-          <w:color w:val="273239"/>
-          <w:kern w:val="36"/>
-          <w:sz w:val="32"/>
-          <w:szCs w:val="32"/>
-          <w:lang w:eastAsia="en-IN"/>
-        </w:rPr>
       </w:pPr>
     </w:p>
     <w:p>
@@ -339,25 +327,7 @@
           <w:sz w:val="24"/>
           <w:szCs w:val="24"/>
         </w:rPr>
-        <w:t xml:space="preserve">The biggest feature. Before Java 8, to pass </w:t>
-      </w:r>
-      <w:proofErr w:type="spellStart"/>
-      <w:r>
-        <w:rPr>
-          <w:rFonts w:ascii="Times New Roman" w:hAnsi="Times New Roman" w:cs="Times New Roman"/>
-          <w:sz w:val="24"/>
-          <w:szCs w:val="24"/>
-        </w:rPr>
-        <w:t>behavior</w:t>
-      </w:r>
-      <w:proofErr w:type="spellEnd"/>
-      <w:r>
-        <w:rPr>
-          <w:rFonts w:ascii="Times New Roman" w:hAnsi="Times New Roman" w:cs="Times New Roman"/>
-          <w:sz w:val="24"/>
-          <w:szCs w:val="24"/>
-        </w:rPr>
-        <w:t xml:space="preserve"> around, you needed anonymous classes. Lambdas make this concise.</w:t>
+        <w:t>The biggest feature. Before Java 8, to pass behavior around, you needed anonymous classes. Lambdas make this concise.</w:t>
       </w:r>
     </w:p>
     <w:p>
@@ -477,29 +447,7 @@
           <w:szCs w:val="24"/>
           <w:lang w:eastAsia="en-IN"/>
         </w:rPr>
-        <w:t xml:space="preserve">Allow defining </w:t>
-      </w:r>
-      <w:proofErr w:type="spellStart"/>
-      <w:r>
-        <w:rPr>
-          <w:rFonts w:ascii="Times New Roman" w:eastAsia="Times New Roman" w:hAnsi="Times New Roman" w:cs="Times New Roman"/>
-          <w:color w:val="273239"/>
-          <w:sz w:val="24"/>
-          <w:szCs w:val="24"/>
-          <w:lang w:eastAsia="en-IN"/>
-        </w:rPr>
-        <w:t>behavior</w:t>
-      </w:r>
-      <w:proofErr w:type="spellEnd"/>
-      <w:r>
-        <w:rPr>
-          <w:rFonts w:ascii="Times New Roman" w:eastAsia="Times New Roman" w:hAnsi="Times New Roman" w:cs="Times New Roman"/>
-          <w:color w:val="273239"/>
-          <w:sz w:val="24"/>
-          <w:szCs w:val="24"/>
-          <w:lang w:eastAsia="en-IN"/>
-        </w:rPr>
-        <w:t xml:space="preserve"> without creating separate classes.</w:t>
+        <w:t>Allow defining behavior without creating separate classes.</w:t>
       </w:r>
     </w:p>
     <w:p>
@@ -525,6 +473,7 @@
           <w:rFonts w:ascii="Times New Roman" w:eastAsia="Times New Roman" w:hAnsi="Times New Roman" w:cs="Times New Roman"/>
           <w:b/>
           <w:bCs/>
+          <w:noProof/>
           <w:color w:val="273239"/>
           <w:kern w:val="36"/>
           <w:sz w:val="28"/>
@@ -631,13 +580,8 @@
                               <w:spacing w:after="0"/>
                             </w:pPr>
                             <w:r>
-                              <w:t xml:space="preserve">interface </w:t>
+                              <w:t>interface Add{</w:t>
                             </w:r>
-                            <w:proofErr w:type="gramStart"/>
-                            <w:r>
-                              <w:t>Add{</w:t>
-                            </w:r>
-                            <w:proofErr w:type="gramEnd"/>
                           </w:p>
                           <w:p>
                             <w:pPr>
@@ -652,15 +596,7 @@
                               <w:spacing w:after="0"/>
                             </w:pPr>
                             <w:r>
-                              <w:t xml:space="preserve">    int </w:t>
-                            </w:r>
-                            <w:proofErr w:type="gramStart"/>
-                            <w:r>
-                              <w:t>addition(</w:t>
-                            </w:r>
-                            <w:proofErr w:type="gramEnd"/>
-                            <w:r>
-                              <w:t>int a, int b);</w:t>
+                              <w:t xml:space="preserve">    int addition(int a, int b);</w:t>
                             </w:r>
                           </w:p>
                           <w:p>
@@ -681,13 +617,8 @@
                               <w:spacing w:after="0"/>
                             </w:pPr>
                             <w:r>
-                              <w:t xml:space="preserve">public class </w:t>
+                              <w:t>public class GFG{</w:t>
                             </w:r>
-                            <w:proofErr w:type="gramStart"/>
-                            <w:r>
-                              <w:t>GFG{</w:t>
-                            </w:r>
-                            <w:proofErr w:type="gramEnd"/>
                           </w:p>
                           <w:p>
                             <w:pPr>
@@ -702,23 +633,7 @@
                               <w:spacing w:after="0"/>
                             </w:pPr>
                             <w:r>
-                              <w:t xml:space="preserve">    public static void </w:t>
-                            </w:r>
-                            <w:proofErr w:type="gramStart"/>
-                            <w:r>
-                              <w:t>main(</w:t>
-                            </w:r>
-                            <w:proofErr w:type="gramEnd"/>
-                            <w:r>
-                              <w:t xml:space="preserve">String[] </w:t>
-                            </w:r>
-                            <w:proofErr w:type="spellStart"/>
-                            <w:r>
-                              <w:t>args</w:t>
-                            </w:r>
-                            <w:proofErr w:type="spellEnd"/>
-                            <w:r>
-                              <w:t>){</w:t>
+                              <w:t xml:space="preserve">    public static void main(String[] args){</w:t>
                             </w:r>
                           </w:p>
                           <w:p>
@@ -742,15 +657,7 @@
                               <w:spacing w:after="0"/>
                             </w:pPr>
                             <w:r>
-                              <w:t xml:space="preserve">        Add </w:t>
-                            </w:r>
-                            <w:proofErr w:type="spellStart"/>
-                            <w:r>
-                              <w:t>add</w:t>
-                            </w:r>
-                            <w:proofErr w:type="spellEnd"/>
-                            <w:r>
-                              <w:t xml:space="preserve"> = (a, b) -&gt; a + b;</w:t>
+                              <w:t xml:space="preserve">        Add add = (a, b) -&gt; a + b;</w:t>
                             </w:r>
                           </w:p>
                           <w:p>
@@ -766,17 +673,7 @@
                               <w:spacing w:after="0"/>
                             </w:pPr>
                             <w:r>
-                              <w:t xml:space="preserve">        int result = </w:t>
-                            </w:r>
-                            <w:proofErr w:type="spellStart"/>
-                            <w:proofErr w:type="gramStart"/>
-                            <w:r>
-                              <w:t>add.addition</w:t>
-                            </w:r>
-                            <w:proofErr w:type="spellEnd"/>
-                            <w:proofErr w:type="gramEnd"/>
-                            <w:r>
-                              <w:t>(10, 20);</w:t>
+                              <w:t xml:space="preserve">        int result = add.addition(10, 20);</w:t>
                             </w:r>
                           </w:p>
                           <w:p>
@@ -784,15 +681,7 @@
                               <w:spacing w:after="0"/>
                             </w:pPr>
                             <w:r>
-                              <w:t xml:space="preserve">        </w:t>
-                            </w:r>
-                            <w:proofErr w:type="spellStart"/>
-                            <w:r>
-                              <w:t>System.out.println</w:t>
-                            </w:r>
-                            <w:proofErr w:type="spellEnd"/>
-                            <w:r>
-                              <w:t>("Sum: " + result);</w:t>
+                              <w:t xml:space="preserve">        System.out.println("Sum: " + result);</w:t>
                             </w:r>
                           </w:p>
                           <w:p>
@@ -845,13 +734,8 @@
                         <w:spacing w:after="0"/>
                       </w:pPr>
                       <w:r>
-                        <w:t xml:space="preserve">interface </w:t>
+                        <w:t>interface Add{</w:t>
                       </w:r>
-                      <w:proofErr w:type="gramStart"/>
-                      <w:r>
-                        <w:t>Add{</w:t>
-                      </w:r>
-                      <w:proofErr w:type="gramEnd"/>
                     </w:p>
                     <w:p>
                       <w:pPr>
@@ -866,15 +750,7 @@
                         <w:spacing w:after="0"/>
                       </w:pPr>
                       <w:r>
-                        <w:t xml:space="preserve">    int </w:t>
-                      </w:r>
-                      <w:proofErr w:type="gramStart"/>
-                      <w:r>
-                        <w:t>addition(</w:t>
-                      </w:r>
-                      <w:proofErr w:type="gramEnd"/>
-                      <w:r>
-                        <w:t>int a, int b);</w:t>
+                        <w:t xml:space="preserve">    int addition(int a, int b);</w:t>
                       </w:r>
                     </w:p>
                     <w:p>
@@ -895,13 +771,8 @@
                         <w:spacing w:after="0"/>
                       </w:pPr>
                       <w:r>
-                        <w:t xml:space="preserve">public class </w:t>
+                        <w:t>public class GFG{</w:t>
                       </w:r>
-                      <w:proofErr w:type="gramStart"/>
-                      <w:r>
-                        <w:t>GFG{</w:t>
-                      </w:r>
-                      <w:proofErr w:type="gramEnd"/>
                     </w:p>
                     <w:p>
                       <w:pPr>
@@ -916,23 +787,7 @@
                         <w:spacing w:after="0"/>
                       </w:pPr>
                       <w:r>
-                        <w:t xml:space="preserve">    public static void </w:t>
-                      </w:r>
-                      <w:proofErr w:type="gramStart"/>
-                      <w:r>
-                        <w:t>main(</w:t>
-                      </w:r>
-                      <w:proofErr w:type="gramEnd"/>
-                      <w:r>
-                        <w:t xml:space="preserve">String[] </w:t>
-                      </w:r>
-                      <w:proofErr w:type="spellStart"/>
-                      <w:r>
-                        <w:t>args</w:t>
-                      </w:r>
-                      <w:proofErr w:type="spellEnd"/>
-                      <w:r>
-                        <w:t>){</w:t>
+                        <w:t xml:space="preserve">    public static void main(String[] args){</w:t>
                       </w:r>
                     </w:p>
                     <w:p>
@@ -956,15 +811,7 @@
                         <w:spacing w:after="0"/>
                       </w:pPr>
                       <w:r>
-                        <w:t xml:space="preserve">        Add </w:t>
-                      </w:r>
-                      <w:proofErr w:type="spellStart"/>
-                      <w:r>
-                        <w:t>add</w:t>
-                      </w:r>
-                      <w:proofErr w:type="spellEnd"/>
-                      <w:r>
-                        <w:t xml:space="preserve"> = (a, b) -&gt; a + b;</w:t>
+                        <w:t xml:space="preserve">        Add add = (a, b) -&gt; a + b;</w:t>
                       </w:r>
                     </w:p>
                     <w:p>
@@ -980,17 +827,7 @@
                         <w:spacing w:after="0"/>
                       </w:pPr>
                       <w:r>
-                        <w:t xml:space="preserve">        int result = </w:t>
-                      </w:r>
-                      <w:proofErr w:type="spellStart"/>
-                      <w:proofErr w:type="gramStart"/>
-                      <w:r>
-                        <w:t>add.addition</w:t>
-                      </w:r>
-                      <w:proofErr w:type="spellEnd"/>
-                      <w:proofErr w:type="gramEnd"/>
-                      <w:r>
-                        <w:t>(10, 20);</w:t>
+                        <w:t xml:space="preserve">        int result = add.addition(10, 20);</w:t>
                       </w:r>
                     </w:p>
                     <w:p>
@@ -998,15 +835,7 @@
                         <w:spacing w:after="0"/>
                       </w:pPr>
                       <w:r>
-                        <w:t xml:space="preserve">        </w:t>
-                      </w:r>
-                      <w:proofErr w:type="spellStart"/>
-                      <w:r>
-                        <w:t>System.out.println</w:t>
-                      </w:r>
-                      <w:proofErr w:type="spellEnd"/>
-                      <w:r>
-                        <w:t>("Sum: " + result);</w:t>
+                        <w:t xml:space="preserve">        System.out.println("Sum: " + result);</w:t>
                       </w:r>
                     </w:p>
                     <w:p>
@@ -1268,19 +1097,20 @@
           <w:szCs w:val="24"/>
           <w:lang w:val="en-US"/>
         </w:rPr>
-        <w:t xml:space="preserve">    public static void main(String[] </w:t>
-      </w:r>
-      <w:proofErr w:type="spellStart"/>
-      <w:r>
+        <w:t xml:space="preserve">    public static void main(String[] args){</w:t>
+      </w:r>
+    </w:p>
+    <w:p>
+      <w:pPr>
+        <w:spacing w:after="0"/>
+        <w:ind w:left="720"/>
         <w:rPr>
           <w:rFonts w:ascii="Times New Roman" w:hAnsi="Times New Roman" w:cs="Times New Roman"/>
           <w:sz w:val="24"/>
           <w:szCs w:val="24"/>
           <w:lang w:val="en-US"/>
         </w:rPr>
-        <w:t>args</w:t>
-      </w:r>
-      <w:proofErr w:type="spellEnd"/>
+      </w:pPr>
       <w:r>
         <w:rPr>
           <w:rFonts w:ascii="Times New Roman" w:hAnsi="Times New Roman" w:cs="Times New Roman"/>
@@ -1288,7 +1118,7 @@
           <w:szCs w:val="24"/>
           <w:lang w:val="en-US"/>
         </w:rPr>
-        <w:t>){</w:t>
+        <w:t xml:space="preserve">        </w:t>
       </w:r>
     </w:p>
     <w:p>
@@ -1309,7 +1139,7 @@
           <w:szCs w:val="24"/>
           <w:lang w:val="en-US"/>
         </w:rPr>
-        <w:t xml:space="preserve">        </w:t>
+        <w:t xml:space="preserve">        // Lambda expression to add two numbers</w:t>
       </w:r>
     </w:p>
     <w:p>
@@ -1330,7 +1160,7 @@
           <w:szCs w:val="24"/>
           <w:lang w:val="en-US"/>
         </w:rPr>
-        <w:t xml:space="preserve">        // Lambda expression to add two numbers</w:t>
+        <w:t xml:space="preserve">        Add add = (a, b) -&gt; a + b;</w:t>
       </w:r>
     </w:p>
     <w:p>
@@ -1351,19 +1181,20 @@
           <w:szCs w:val="24"/>
           <w:lang w:val="en-US"/>
         </w:rPr>
-        <w:t xml:space="preserve">        Add </w:t>
-      </w:r>
-      <w:proofErr w:type="spellStart"/>
-      <w:r>
+        <w:t xml:space="preserve">        </w:t>
+      </w:r>
+    </w:p>
+    <w:p>
+      <w:pPr>
+        <w:spacing w:after="0"/>
+        <w:ind w:left="720"/>
         <w:rPr>
           <w:rFonts w:ascii="Times New Roman" w:hAnsi="Times New Roman" w:cs="Times New Roman"/>
           <w:sz w:val="24"/>
           <w:szCs w:val="24"/>
           <w:lang w:val="en-US"/>
         </w:rPr>
-        <w:t>add</w:t>
-      </w:r>
-      <w:proofErr w:type="spellEnd"/>
+      </w:pPr>
       <w:r>
         <w:rPr>
           <w:rFonts w:ascii="Times New Roman" w:hAnsi="Times New Roman" w:cs="Times New Roman"/>
@@ -1371,7 +1202,7 @@
           <w:szCs w:val="24"/>
           <w:lang w:val="en-US"/>
         </w:rPr>
-        <w:t xml:space="preserve"> = (a, b) -&gt; a + b;</w:t>
+        <w:t xml:space="preserve">        int result = add.addition(10, 20);</w:t>
       </w:r>
     </w:p>
     <w:p>
@@ -1392,89 +1223,7 @@
           <w:szCs w:val="24"/>
           <w:lang w:val="en-US"/>
         </w:rPr>
-        <w:t xml:space="preserve">        </w:t>
-      </w:r>
-    </w:p>
-    <w:p>
-      <w:pPr>
-        <w:spacing w:after="0"/>
-        <w:ind w:left="720"/>
-        <w:rPr>
-          <w:rFonts w:ascii="Times New Roman" w:hAnsi="Times New Roman" w:cs="Times New Roman"/>
-          <w:sz w:val="24"/>
-          <w:szCs w:val="24"/>
-          <w:lang w:val="en-US"/>
-        </w:rPr>
-      </w:pPr>
-      <w:r>
-        <w:rPr>
-          <w:rFonts w:ascii="Times New Roman" w:hAnsi="Times New Roman" w:cs="Times New Roman"/>
-          <w:sz w:val="24"/>
-          <w:szCs w:val="24"/>
-          <w:lang w:val="en-US"/>
-        </w:rPr>
-        <w:t xml:space="preserve">        int result = </w:t>
-      </w:r>
-      <w:proofErr w:type="spellStart"/>
-      <w:r>
-        <w:rPr>
-          <w:rFonts w:ascii="Times New Roman" w:hAnsi="Times New Roman" w:cs="Times New Roman"/>
-          <w:sz w:val="24"/>
-          <w:szCs w:val="24"/>
-          <w:lang w:val="en-US"/>
-        </w:rPr>
-        <w:t>add.addition</w:t>
-      </w:r>
-      <w:proofErr w:type="spellEnd"/>
-      <w:r>
-        <w:rPr>
-          <w:rFonts w:ascii="Times New Roman" w:hAnsi="Times New Roman" w:cs="Times New Roman"/>
-          <w:sz w:val="24"/>
-          <w:szCs w:val="24"/>
-          <w:lang w:val="en-US"/>
-        </w:rPr>
-        <w:t>(10, 20);</w:t>
-      </w:r>
-    </w:p>
-    <w:p>
-      <w:pPr>
-        <w:spacing w:after="0"/>
-        <w:ind w:left="720"/>
-        <w:rPr>
-          <w:rFonts w:ascii="Times New Roman" w:hAnsi="Times New Roman" w:cs="Times New Roman"/>
-          <w:sz w:val="24"/>
-          <w:szCs w:val="24"/>
-          <w:lang w:val="en-US"/>
-        </w:rPr>
-      </w:pPr>
-      <w:r>
-        <w:rPr>
-          <w:rFonts w:ascii="Times New Roman" w:hAnsi="Times New Roman" w:cs="Times New Roman"/>
-          <w:sz w:val="24"/>
-          <w:szCs w:val="24"/>
-          <w:lang w:val="en-US"/>
-        </w:rPr>
-        <w:t xml:space="preserve">        </w:t>
-      </w:r>
-      <w:proofErr w:type="spellStart"/>
-      <w:r>
-        <w:rPr>
-          <w:rFonts w:ascii="Times New Roman" w:hAnsi="Times New Roman" w:cs="Times New Roman"/>
-          <w:sz w:val="24"/>
-          <w:szCs w:val="24"/>
-          <w:lang w:val="en-US"/>
-        </w:rPr>
-        <w:t>System.out.println</w:t>
-      </w:r>
-      <w:proofErr w:type="spellEnd"/>
-      <w:r>
-        <w:rPr>
-          <w:rFonts w:ascii="Times New Roman" w:hAnsi="Times New Roman" w:cs="Times New Roman"/>
-          <w:sz w:val="24"/>
-          <w:szCs w:val="24"/>
-          <w:lang w:val="en-US"/>
-        </w:rPr>
-        <w:t>("Sum: " + result);</w:t>
+        <w:t xml:space="preserve">        System.out.println("Sum: " + result);</w:t>
       </w:r>
     </w:p>
     <w:p>
@@ -1673,6 +1422,2218 @@
           <w:lang w:eastAsia="en-IN"/>
         </w:rPr>
         <w:t>.</w:t>
+      </w:r>
+    </w:p>
+    <w:p>
+      <w:r>
+        <w:pict w14:anchorId="72EB560A">
+          <v:rect id="_x0000_i1025" style="width:0;height:1.5pt" o:hralign="center" o:hrstd="t" o:hr="t" fillcolor="#a0a0a0" stroked="f"/>
+        </w:pict>
+      </w:r>
+    </w:p>
+    <w:p>
+      <w:pPr>
+        <w:pStyle w:val="Heading1"/>
+      </w:pPr>
+      <w:r>
+        <w:t xml:space="preserve">Java 8 </w:t>
+      </w:r>
+    </w:p>
+    <w:p>
+      <w:pPr>
+        <w:pStyle w:val="Heading2"/>
+      </w:pPr>
+      <w:r>
+        <w:t>1. Introduction</w:t>
+      </w:r>
+    </w:p>
+    <w:p>
+      <w:pPr>
+        <w:pStyle w:val="NormalWeb"/>
+      </w:pPr>
+      <w:r>
+        <w:t xml:space="preserve">Java 8 was released in </w:t>
+      </w:r>
+      <w:r>
+        <w:rPr>
+          <w:rStyle w:val="Strong"/>
+        </w:rPr>
+        <w:t>2014</w:t>
+      </w:r>
+      <w:r>
+        <w:t xml:space="preserve"> by Oracle Corporation.</w:t>
+      </w:r>
+      <w:r>
+        <w:br/>
+        <w:t xml:space="preserve">It is one of the most important versions of Java because it introduced </w:t>
+      </w:r>
+      <w:r>
+        <w:rPr>
+          <w:rStyle w:val="Strong"/>
+        </w:rPr>
+        <w:t>functional programming features and new APIs</w:t>
+      </w:r>
+      <w:r>
+        <w:t>.</w:t>
+      </w:r>
+    </w:p>
+    <w:p>
+      <w:pPr>
+        <w:pStyle w:val="NormalWeb"/>
+      </w:pPr>
+      <w:r>
+        <w:t>Java 8 helps developers write:</w:t>
+      </w:r>
+    </w:p>
+    <w:p>
+      <w:pPr>
+        <w:pStyle w:val="NormalWeb"/>
+        <w:numPr>
+          <w:ilvl w:val="0"/>
+          <w:numId w:val="18"/>
+        </w:numPr>
+      </w:pPr>
+      <w:r>
+        <w:t>Cleaner code</w:t>
+      </w:r>
+    </w:p>
+    <w:p>
+      <w:pPr>
+        <w:pStyle w:val="NormalWeb"/>
+        <w:numPr>
+          <w:ilvl w:val="0"/>
+          <w:numId w:val="18"/>
+        </w:numPr>
+      </w:pPr>
+      <w:r>
+        <w:t>Shorter code</w:t>
+      </w:r>
+    </w:p>
+    <w:p>
+      <w:pPr>
+        <w:pStyle w:val="NormalWeb"/>
+        <w:numPr>
+          <w:ilvl w:val="0"/>
+          <w:numId w:val="18"/>
+        </w:numPr>
+      </w:pPr>
+      <w:r>
+        <w:t>More readable programs</w:t>
+      </w:r>
+    </w:p>
+    <w:p>
+      <w:pPr>
+        <w:pStyle w:val="NormalWeb"/>
+      </w:pPr>
+      <w:r>
+        <w:t>Many modern frameworks like Spring Boot use Java 8 features.</w:t>
+      </w:r>
+    </w:p>
+    <w:p>
+      <w:r>
+        <w:pict w14:anchorId="4950A8DB">
+          <v:rect id="_x0000_i1026" style="width:0;height:1.5pt" o:hralign="center" o:hrstd="t" o:hr="t" fillcolor="#a0a0a0" stroked="f"/>
+        </w:pict>
+      </w:r>
+    </w:p>
+    <w:p>
+      <w:pPr>
+        <w:pStyle w:val="Heading1"/>
+      </w:pPr>
+      <w:r>
+        <w:t>2. Lambda Expressions</w:t>
+      </w:r>
+    </w:p>
+    <w:p>
+      <w:pPr>
+        <w:pStyle w:val="Heading2"/>
+      </w:pPr>
+      <w:r>
+        <w:lastRenderedPageBreak/>
+        <w:t>What is Lambda Expression?</w:t>
+      </w:r>
+    </w:p>
+    <w:p>
+      <w:pPr>
+        <w:pStyle w:val="NormalWeb"/>
+      </w:pPr>
+      <w:r>
+        <w:t xml:space="preserve">A </w:t>
+      </w:r>
+      <w:r>
+        <w:rPr>
+          <w:rStyle w:val="Strong"/>
+        </w:rPr>
+        <w:t>Lambda Expression</w:t>
+      </w:r>
+      <w:r>
+        <w:t xml:space="preserve"> is a short way to write a function without creating a full class.</w:t>
+      </w:r>
+    </w:p>
+    <w:p>
+      <w:pPr>
+        <w:pStyle w:val="NormalWeb"/>
+      </w:pPr>
+      <w:r>
+        <w:t xml:space="preserve">It makes the code </w:t>
+      </w:r>
+      <w:r>
+        <w:rPr>
+          <w:rStyle w:val="Strong"/>
+        </w:rPr>
+        <w:t>short and easy to read</w:t>
+      </w:r>
+      <w:r>
+        <w:t>.</w:t>
+      </w:r>
+    </w:p>
+    <w:p>
+      <w:pPr>
+        <w:pStyle w:val="Heading3"/>
+      </w:pPr>
+      <w:r>
+        <w:t>Syntax</w:t>
+      </w:r>
+    </w:p>
+    <w:p>
+      <w:pPr>
+        <w:pStyle w:val="HTMLPreformatted"/>
+        <w:rPr>
+          <w:rStyle w:val="HTMLCode"/>
+        </w:rPr>
+      </w:pPr>
+      <w:r>
+        <w:rPr>
+          <w:rStyle w:val="HTMLCode"/>
+        </w:rPr>
+        <w:t>(parameters) -&gt; expression</w:t>
+      </w:r>
+    </w:p>
+    <w:p>
+      <w:pPr>
+        <w:pStyle w:val="Heading3"/>
+      </w:pPr>
+      <w:r>
+        <w:t>Example</w:t>
+      </w:r>
+    </w:p>
+    <w:p>
+      <w:pPr>
+        <w:pStyle w:val="Heading3"/>
+      </w:pPr>
+      <w:r>
+        <w:t>Before Java 8</w:t>
+      </w:r>
+    </w:p>
+    <w:p>
+      <w:pPr>
+        <w:pStyle w:val="HTMLPreformatted"/>
+        <w:rPr>
+          <w:rStyle w:val="HTMLCode"/>
+        </w:rPr>
+      </w:pPr>
+      <w:r>
+        <w:rPr>
+          <w:rStyle w:val="HTMLCode"/>
+        </w:rPr>
+        <w:t>Runnable r = new Runnable() {</w:t>
+      </w:r>
+    </w:p>
+    <w:p>
+      <w:pPr>
+        <w:pStyle w:val="HTMLPreformatted"/>
+        <w:rPr>
+          <w:rStyle w:val="HTMLCode"/>
+        </w:rPr>
+      </w:pPr>
+      <w:r>
+        <w:rPr>
+          <w:rStyle w:val="HTMLCode"/>
+        </w:rPr>
+        <w:t xml:space="preserve">    public void run() {</w:t>
+      </w:r>
+    </w:p>
+    <w:p>
+      <w:pPr>
+        <w:pStyle w:val="HTMLPreformatted"/>
+        <w:rPr>
+          <w:rStyle w:val="HTMLCode"/>
+        </w:rPr>
+      </w:pPr>
+      <w:r>
+        <w:rPr>
+          <w:rStyle w:val="HTMLCode"/>
+        </w:rPr>
+        <w:t xml:space="preserve">        System.out.println("Hello");</w:t>
+      </w:r>
+    </w:p>
+    <w:p>
+      <w:pPr>
+        <w:pStyle w:val="HTMLPreformatted"/>
+        <w:rPr>
+          <w:rStyle w:val="HTMLCode"/>
+        </w:rPr>
+      </w:pPr>
+      <w:r>
+        <w:rPr>
+          <w:rStyle w:val="HTMLCode"/>
+        </w:rPr>
+        <w:t xml:space="preserve">    }</w:t>
+      </w:r>
+    </w:p>
+    <w:p>
+      <w:pPr>
+        <w:pStyle w:val="HTMLPreformatted"/>
+        <w:rPr>
+          <w:rStyle w:val="HTMLCode"/>
+        </w:rPr>
+      </w:pPr>
+      <w:r>
+        <w:rPr>
+          <w:rStyle w:val="HTMLCode"/>
+        </w:rPr>
+        <w:t>};</w:t>
+      </w:r>
+    </w:p>
+    <w:p>
+      <w:pPr>
+        <w:pStyle w:val="Heading3"/>
+      </w:pPr>
+      <w:r>
+        <w:t>Java 8 Lambda</w:t>
+      </w:r>
+    </w:p>
+    <w:p>
+      <w:pPr>
+        <w:pStyle w:val="HTMLPreformatted"/>
+        <w:rPr>
+          <w:rStyle w:val="HTMLCode"/>
+        </w:rPr>
+      </w:pPr>
+      <w:r>
+        <w:rPr>
+          <w:rStyle w:val="HTMLCode"/>
+        </w:rPr>
+        <w:t>Runnable r = () -&gt; System.out.println("Hello");</w:t>
+      </w:r>
+    </w:p>
+    <w:p>
+      <w:pPr>
+        <w:pStyle w:val="HTMLPreformatted"/>
+        <w:rPr>
+          <w:rStyle w:val="HTMLCode"/>
+        </w:rPr>
+      </w:pPr>
+      <w:r>
+        <w:rPr>
+          <w:rStyle w:val="HTMLCode"/>
+        </w:rPr>
+        <w:t>r.run();</w:t>
+      </w:r>
+    </w:p>
+    <w:p>
+      <w:pPr>
+        <w:pStyle w:val="Heading3"/>
+      </w:pPr>
+      <w:r>
+        <w:t>Output</w:t>
+      </w:r>
+    </w:p>
+    <w:p>
+      <w:pPr>
+        <w:pStyle w:val="HTMLPreformatted"/>
+        <w:rPr>
+          <w:rStyle w:val="HTMLCode"/>
+        </w:rPr>
+      </w:pPr>
+      <w:r>
+        <w:rPr>
+          <w:rStyle w:val="HTMLCode"/>
+        </w:rPr>
+        <w:t>Hello</w:t>
+      </w:r>
+    </w:p>
+    <w:p>
+      <w:r>
+        <w:pict w14:anchorId="366AB0B3">
+          <v:rect id="_x0000_i1027" style="width:0;height:1.5pt" o:hralign="center" o:hrstd="t" o:hr="t" fillcolor="#a0a0a0" stroked="f"/>
+        </w:pict>
+      </w:r>
+    </w:p>
+    <w:p>
+      <w:pPr>
+        <w:pStyle w:val="Heading1"/>
+      </w:pPr>
+      <w:r>
+        <w:t>3. Functional Interface</w:t>
+      </w:r>
+    </w:p>
+    <w:p>
+      <w:pPr>
+        <w:pStyle w:val="NormalWeb"/>
+      </w:pPr>
+      <w:r>
+        <w:t xml:space="preserve">A </w:t>
+      </w:r>
+      <w:r>
+        <w:rPr>
+          <w:rStyle w:val="Strong"/>
+        </w:rPr>
+        <w:t>Functional Interface</w:t>
+      </w:r>
+      <w:r>
+        <w:t xml:space="preserve"> is an interface that contains </w:t>
+      </w:r>
+      <w:r>
+        <w:rPr>
+          <w:rStyle w:val="Strong"/>
+        </w:rPr>
+        <w:t>only one abstract method</w:t>
+      </w:r>
+      <w:r>
+        <w:t>.</w:t>
+      </w:r>
+    </w:p>
+    <w:p>
+      <w:pPr>
+        <w:pStyle w:val="NormalWeb"/>
+      </w:pPr>
+      <w:r>
+        <w:t>Java 8 introduced the annotation:</w:t>
+      </w:r>
+    </w:p>
+    <w:p>
+      <w:pPr>
+        <w:pStyle w:val="HTMLPreformatted"/>
+        <w:rPr>
+          <w:rStyle w:val="HTMLCode"/>
+        </w:rPr>
+      </w:pPr>
+      <w:r>
+        <w:rPr>
+          <w:rStyle w:val="HTMLCode"/>
+        </w:rPr>
+        <w:t>@FunctionalInterface</w:t>
+      </w:r>
+    </w:p>
+    <w:p>
+      <w:pPr>
+        <w:pStyle w:val="Heading3"/>
+      </w:pPr>
+      <w:r>
+        <w:t>Example</w:t>
+      </w:r>
+    </w:p>
+    <w:p>
+      <w:pPr>
+        <w:pStyle w:val="HTMLPreformatted"/>
+        <w:rPr>
+          <w:rStyle w:val="HTMLCode"/>
+        </w:rPr>
+      </w:pPr>
+      <w:r>
+        <w:rPr>
+          <w:rStyle w:val="HTMLCode"/>
+        </w:rPr>
+        <w:t>@FunctionalInterface</w:t>
+      </w:r>
+    </w:p>
+    <w:p>
+      <w:pPr>
+        <w:pStyle w:val="HTMLPreformatted"/>
+        <w:rPr>
+          <w:rStyle w:val="HTMLCode"/>
+        </w:rPr>
+      </w:pPr>
+      <w:r>
+        <w:rPr>
+          <w:rStyle w:val="HTMLCode"/>
+        </w:rPr>
+        <w:t>interface Greeting {</w:t>
+      </w:r>
+    </w:p>
+    <w:p>
+      <w:pPr>
+        <w:pStyle w:val="HTMLPreformatted"/>
+        <w:rPr>
+          <w:rStyle w:val="HTMLCode"/>
+        </w:rPr>
+      </w:pPr>
+      <w:r>
+        <w:rPr>
+          <w:rStyle w:val="HTMLCode"/>
+        </w:rPr>
+        <w:t xml:space="preserve">    void sayHello();</w:t>
+      </w:r>
+    </w:p>
+    <w:p>
+      <w:pPr>
+        <w:pStyle w:val="HTMLPreformatted"/>
+        <w:rPr>
+          <w:rStyle w:val="HTMLCode"/>
+        </w:rPr>
+      </w:pPr>
+      <w:r>
+        <w:rPr>
+          <w:rStyle w:val="HTMLCode"/>
+        </w:rPr>
+        <w:t>}</w:t>
+      </w:r>
+    </w:p>
+    <w:p>
+      <w:pPr>
+        <w:pStyle w:val="NormalWeb"/>
+      </w:pPr>
+      <w:r>
+        <w:t>Using Lambda:</w:t>
+      </w:r>
+    </w:p>
+    <w:p>
+      <w:pPr>
+        <w:pStyle w:val="HTMLPreformatted"/>
+        <w:rPr>
+          <w:rStyle w:val="HTMLCode"/>
+        </w:rPr>
+      </w:pPr>
+      <w:r>
+        <w:rPr>
+          <w:rStyle w:val="HTMLCode"/>
+        </w:rPr>
+        <w:t>Greeting g = () -&gt; System.out.println("Hello User");</w:t>
+      </w:r>
+    </w:p>
+    <w:p>
+      <w:pPr>
+        <w:pStyle w:val="HTMLPreformatted"/>
+        <w:rPr>
+          <w:rStyle w:val="HTMLCode"/>
+        </w:rPr>
+      </w:pPr>
+      <w:r>
+        <w:rPr>
+          <w:rStyle w:val="HTMLCode"/>
+        </w:rPr>
+        <w:t>g.sayHello();</w:t>
+      </w:r>
+    </w:p>
+    <w:p>
+      <w:pPr>
+        <w:pStyle w:val="Heading3"/>
+      </w:pPr>
+      <w:r>
+        <w:t>Output</w:t>
+      </w:r>
+    </w:p>
+    <w:p>
+      <w:pPr>
+        <w:pStyle w:val="HTMLPreformatted"/>
+        <w:rPr>
+          <w:rStyle w:val="HTMLCode"/>
+        </w:rPr>
+      </w:pPr>
+      <w:r>
+        <w:rPr>
+          <w:rStyle w:val="HTMLCode"/>
+        </w:rPr>
+        <w:t>Hello User</w:t>
+      </w:r>
+    </w:p>
+    <w:p>
+      <w:r>
+        <w:pict w14:anchorId="3609A662">
+          <v:rect id="_x0000_i1028" style="width:0;height:1.5pt" o:hralign="center" o:hrstd="t" o:hr="t" fillcolor="#a0a0a0" stroked="f"/>
+        </w:pict>
+      </w:r>
+    </w:p>
+    <w:p>
+      <w:pPr>
+        <w:pStyle w:val="Heading1"/>
+      </w:pPr>
+      <w:r>
+        <w:t>4. Stream API</w:t>
+      </w:r>
+    </w:p>
+    <w:p>
+      <w:pPr>
+        <w:pStyle w:val="NormalWeb"/>
+      </w:pPr>
+      <w:r>
+        <w:t xml:space="preserve">The </w:t>
+      </w:r>
+      <w:r>
+        <w:rPr>
+          <w:rStyle w:val="Strong"/>
+        </w:rPr>
+        <w:t>Stream API</w:t>
+      </w:r>
+      <w:r>
+        <w:t xml:space="preserve"> is used to process collections like </w:t>
+      </w:r>
+      <w:r>
+        <w:rPr>
+          <w:rStyle w:val="Strong"/>
+        </w:rPr>
+        <w:t>List, Set, and Array</w:t>
+      </w:r>
+      <w:r>
+        <w:t>.</w:t>
+      </w:r>
+    </w:p>
+    <w:p>
+      <w:pPr>
+        <w:pStyle w:val="NormalWeb"/>
+      </w:pPr>
+      <w:r>
+        <w:t>It helps to perform operations like:</w:t>
+      </w:r>
+    </w:p>
+    <w:p>
+      <w:pPr>
+        <w:pStyle w:val="NormalWeb"/>
+        <w:numPr>
+          <w:ilvl w:val="0"/>
+          <w:numId w:val="19"/>
+        </w:numPr>
+      </w:pPr>
+      <w:r>
+        <w:lastRenderedPageBreak/>
+        <w:t>filter</w:t>
+      </w:r>
+    </w:p>
+    <w:p>
+      <w:pPr>
+        <w:pStyle w:val="NormalWeb"/>
+        <w:numPr>
+          <w:ilvl w:val="0"/>
+          <w:numId w:val="19"/>
+        </w:numPr>
+      </w:pPr>
+      <w:r>
+        <w:t>sort</w:t>
+      </w:r>
+    </w:p>
+    <w:p>
+      <w:pPr>
+        <w:pStyle w:val="NormalWeb"/>
+        <w:numPr>
+          <w:ilvl w:val="0"/>
+          <w:numId w:val="19"/>
+        </w:numPr>
+      </w:pPr>
+      <w:r>
+        <w:t>map</w:t>
+      </w:r>
+    </w:p>
+    <w:p>
+      <w:pPr>
+        <w:pStyle w:val="NormalWeb"/>
+        <w:numPr>
+          <w:ilvl w:val="0"/>
+          <w:numId w:val="19"/>
+        </w:numPr>
+      </w:pPr>
+      <w:r>
+        <w:t>collect</w:t>
+      </w:r>
+    </w:p>
+    <w:p>
+      <w:pPr>
+        <w:pStyle w:val="Heading3"/>
+      </w:pPr>
+      <w:r>
+        <w:t>Example</w:t>
+      </w:r>
+    </w:p>
+    <w:p>
+      <w:pPr>
+        <w:pStyle w:val="HTMLPreformatted"/>
+        <w:rPr>
+          <w:rStyle w:val="HTMLCode"/>
+        </w:rPr>
+      </w:pPr>
+      <w:r>
+        <w:rPr>
+          <w:rStyle w:val="HTMLCode"/>
+        </w:rPr>
+        <w:t>import java.util.*;</w:t>
+      </w:r>
+    </w:p>
+    <w:p>
+      <w:pPr>
+        <w:pStyle w:val="HTMLPreformatted"/>
+        <w:rPr>
+          <w:rStyle w:val="HTMLCode"/>
+        </w:rPr>
+      </w:pPr>
+    </w:p>
+    <w:p>
+      <w:pPr>
+        <w:pStyle w:val="HTMLPreformatted"/>
+        <w:rPr>
+          <w:rStyle w:val="HTMLCode"/>
+        </w:rPr>
+      </w:pPr>
+      <w:r>
+        <w:rPr>
+          <w:rStyle w:val="HTMLCode"/>
+        </w:rPr>
+        <w:t>public class StreamExample {</w:t>
+      </w:r>
+    </w:p>
+    <w:p>
+      <w:pPr>
+        <w:pStyle w:val="HTMLPreformatted"/>
+        <w:rPr>
+          <w:rStyle w:val="HTMLCode"/>
+        </w:rPr>
+      </w:pPr>
+      <w:r>
+        <w:rPr>
+          <w:rStyle w:val="HTMLCode"/>
+        </w:rPr>
+        <w:t xml:space="preserve">    public static void main(String[] args) {</w:t>
+      </w:r>
+    </w:p>
+    <w:p>
+      <w:pPr>
+        <w:pStyle w:val="HTMLPreformatted"/>
+        <w:rPr>
+          <w:rStyle w:val="HTMLCode"/>
+        </w:rPr>
+      </w:pPr>
+    </w:p>
+    <w:p>
+      <w:pPr>
+        <w:pStyle w:val="HTMLPreformatted"/>
+        <w:rPr>
+          <w:rStyle w:val="HTMLCode"/>
+        </w:rPr>
+      </w:pPr>
+      <w:r>
+        <w:rPr>
+          <w:rStyle w:val="HTMLCode"/>
+        </w:rPr>
+        <w:t xml:space="preserve">        List&lt;Integer&gt; numbers = Arrays.asList(1,2,3,4,5,6);</w:t>
+      </w:r>
+    </w:p>
+    <w:p>
+      <w:pPr>
+        <w:pStyle w:val="HTMLPreformatted"/>
+        <w:rPr>
+          <w:rStyle w:val="HTMLCode"/>
+        </w:rPr>
+      </w:pPr>
+    </w:p>
+    <w:p>
+      <w:pPr>
+        <w:pStyle w:val="HTMLPreformatted"/>
+        <w:rPr>
+          <w:rStyle w:val="HTMLCode"/>
+        </w:rPr>
+      </w:pPr>
+      <w:r>
+        <w:rPr>
+          <w:rStyle w:val="HTMLCode"/>
+        </w:rPr>
+        <w:t xml:space="preserve">        numbers.stream()</w:t>
+      </w:r>
+    </w:p>
+    <w:p>
+      <w:pPr>
+        <w:pStyle w:val="HTMLPreformatted"/>
+        <w:rPr>
+          <w:rStyle w:val="HTMLCode"/>
+        </w:rPr>
+      </w:pPr>
+      <w:r>
+        <w:rPr>
+          <w:rStyle w:val="HTMLCode"/>
+        </w:rPr>
+        <w:t xml:space="preserve">               .filter(n -&gt; n % 2 == 0)</w:t>
+      </w:r>
+    </w:p>
+    <w:p>
+      <w:pPr>
+        <w:pStyle w:val="HTMLPreformatted"/>
+        <w:rPr>
+          <w:rStyle w:val="HTMLCode"/>
+        </w:rPr>
+      </w:pPr>
+      <w:r>
+        <w:rPr>
+          <w:rStyle w:val="HTMLCode"/>
+        </w:rPr>
+        <w:t xml:space="preserve">               .forEach(System.out::println);</w:t>
+      </w:r>
+    </w:p>
+    <w:p>
+      <w:pPr>
+        <w:pStyle w:val="HTMLPreformatted"/>
+        <w:rPr>
+          <w:rStyle w:val="HTMLCode"/>
+        </w:rPr>
+      </w:pPr>
+      <w:r>
+        <w:rPr>
+          <w:rStyle w:val="HTMLCode"/>
+        </w:rPr>
+        <w:t xml:space="preserve">    }</w:t>
+      </w:r>
+    </w:p>
+    <w:p>
+      <w:pPr>
+        <w:pStyle w:val="HTMLPreformatted"/>
+        <w:rPr>
+          <w:rStyle w:val="HTMLCode"/>
+        </w:rPr>
+      </w:pPr>
+      <w:r>
+        <w:rPr>
+          <w:rStyle w:val="HTMLCode"/>
+        </w:rPr>
+        <w:t>}</w:t>
+      </w:r>
+    </w:p>
+    <w:p>
+      <w:pPr>
+        <w:pStyle w:val="Heading3"/>
+      </w:pPr>
+      <w:r>
+        <w:t>Output</w:t>
+      </w:r>
+    </w:p>
+    <w:p>
+      <w:pPr>
+        <w:pStyle w:val="HTMLPreformatted"/>
+        <w:rPr>
+          <w:rStyle w:val="HTMLCode"/>
+        </w:rPr>
+      </w:pPr>
+      <w:r>
+        <w:rPr>
+          <w:rStyle w:val="HTMLCode"/>
+        </w:rPr>
+        <w:t>2</w:t>
+      </w:r>
+    </w:p>
+    <w:p>
+      <w:pPr>
+        <w:pStyle w:val="HTMLPreformatted"/>
+        <w:rPr>
+          <w:rStyle w:val="HTMLCode"/>
+        </w:rPr>
+      </w:pPr>
+      <w:r>
+        <w:rPr>
+          <w:rStyle w:val="HTMLCode"/>
+        </w:rPr>
+        <w:t>4</w:t>
+      </w:r>
+    </w:p>
+    <w:p>
+      <w:pPr>
+        <w:pStyle w:val="HTMLPreformatted"/>
+        <w:rPr>
+          <w:rStyle w:val="HTMLCode"/>
+        </w:rPr>
+      </w:pPr>
+      <w:r>
+        <w:rPr>
+          <w:rStyle w:val="HTMLCode"/>
+        </w:rPr>
+        <w:t>6</w:t>
+      </w:r>
+    </w:p>
+    <w:p>
+      <w:pPr>
+        <w:pStyle w:val="NormalWeb"/>
+      </w:pPr>
+      <w:r>
+        <w:t>Explanation:</w:t>
+      </w:r>
+    </w:p>
+    <w:p>
+      <w:pPr>
+        <w:pStyle w:val="NormalWeb"/>
+        <w:numPr>
+          <w:ilvl w:val="0"/>
+          <w:numId w:val="20"/>
+        </w:numPr>
+      </w:pPr>
+      <w:r>
+        <w:rPr>
+          <w:rStyle w:val="HTMLCode"/>
+        </w:rPr>
+        <w:t>stream()</w:t>
+      </w:r>
+      <w:r>
+        <w:t xml:space="preserve"> → creates a stream</w:t>
+      </w:r>
+    </w:p>
+    <w:p>
+      <w:pPr>
+        <w:pStyle w:val="NormalWeb"/>
+        <w:numPr>
+          <w:ilvl w:val="0"/>
+          <w:numId w:val="20"/>
+        </w:numPr>
+      </w:pPr>
+      <w:r>
+        <w:rPr>
+          <w:rStyle w:val="HTMLCode"/>
+        </w:rPr>
+        <w:t>filter()</w:t>
+      </w:r>
+      <w:r>
+        <w:t xml:space="preserve"> → selects even numbers</w:t>
+      </w:r>
+    </w:p>
+    <w:p>
+      <w:pPr>
+        <w:pStyle w:val="NormalWeb"/>
+        <w:numPr>
+          <w:ilvl w:val="0"/>
+          <w:numId w:val="20"/>
+        </w:numPr>
+      </w:pPr>
+      <w:r>
+        <w:rPr>
+          <w:rStyle w:val="HTMLCode"/>
+        </w:rPr>
+        <w:t>forEach()</w:t>
+      </w:r>
+      <w:r>
+        <w:t xml:space="preserve"> → prints values</w:t>
+      </w:r>
+    </w:p>
+    <w:p>
+      <w:r>
+        <w:pict w14:anchorId="2B40D1E6">
+          <v:rect id="_x0000_i1029" style="width:0;height:1.5pt" o:hralign="center" o:hrstd="t" o:hr="t" fillcolor="#a0a0a0" stroked="f"/>
+        </w:pict>
+      </w:r>
+    </w:p>
+    <w:p>
+      <w:pPr>
+        <w:pStyle w:val="Heading1"/>
+      </w:pPr>
+      <w:r>
+        <w:t>5. Method Reference</w:t>
+      </w:r>
+    </w:p>
+    <w:p>
+      <w:pPr>
+        <w:pStyle w:val="NormalWeb"/>
+      </w:pPr>
+      <w:r>
+        <w:t xml:space="preserve">A </w:t>
+      </w:r>
+      <w:r>
+        <w:rPr>
+          <w:rStyle w:val="Strong"/>
+        </w:rPr>
+        <w:t>Method Reference</w:t>
+      </w:r>
+      <w:r>
+        <w:t xml:space="preserve"> is a shortcut for Lambda expressions.</w:t>
+      </w:r>
+    </w:p>
+    <w:p>
+      <w:pPr>
+        <w:pStyle w:val="NormalWeb"/>
+      </w:pPr>
+      <w:r>
+        <w:t>Instead of writing a lambda, we can directly refer to the method.</w:t>
+      </w:r>
+    </w:p>
+    <w:p>
+      <w:pPr>
+        <w:pStyle w:val="Heading3"/>
+      </w:pPr>
+      <w:r>
+        <w:t>Example</w:t>
+      </w:r>
+    </w:p>
+    <w:p>
+      <w:pPr>
+        <w:pStyle w:val="NormalWeb"/>
+      </w:pPr>
+      <w:r>
+        <w:t>Lambda expression:</w:t>
+      </w:r>
+    </w:p>
+    <w:p>
+      <w:pPr>
+        <w:pStyle w:val="HTMLPreformatted"/>
+        <w:rPr>
+          <w:rStyle w:val="HTMLCode"/>
+        </w:rPr>
+      </w:pPr>
+      <w:r>
+        <w:rPr>
+          <w:rStyle w:val="HTMLCode"/>
+        </w:rPr>
+        <w:t>list.forEach(name -&gt; System.out.println(name));</w:t>
+      </w:r>
+    </w:p>
+    <w:p>
+      <w:pPr>
+        <w:pStyle w:val="NormalWeb"/>
+      </w:pPr>
+      <w:r>
+        <w:t>Method reference:</w:t>
+      </w:r>
+    </w:p>
+    <w:p>
+      <w:pPr>
+        <w:pStyle w:val="HTMLPreformatted"/>
+        <w:rPr>
+          <w:rStyle w:val="HTMLCode"/>
+        </w:rPr>
+      </w:pPr>
+      <w:r>
+        <w:rPr>
+          <w:rStyle w:val="HTMLCode"/>
+        </w:rPr>
+        <w:t>list.forEach(System.out::println);</w:t>
+      </w:r>
+    </w:p>
+    <w:p>
+      <w:pPr>
+        <w:pStyle w:val="NormalWeb"/>
+      </w:pPr>
+      <w:r>
+        <w:t>Both give the same output.</w:t>
+      </w:r>
+    </w:p>
+    <w:p>
+      <w:r>
+        <w:pict w14:anchorId="70C1254A">
+          <v:rect id="_x0000_i1030" style="width:0;height:1.5pt" o:hralign="center" o:hrstd="t" o:hr="t" fillcolor="#a0a0a0" stroked="f"/>
+        </w:pict>
+      </w:r>
+    </w:p>
+    <w:p>
+      <w:pPr>
+        <w:pStyle w:val="Heading1"/>
+      </w:pPr>
+      <w:r>
+        <w:lastRenderedPageBreak/>
+        <w:t>6. Default Methods in Interface</w:t>
+      </w:r>
+    </w:p>
+    <w:p>
+      <w:pPr>
+        <w:pStyle w:val="NormalWeb"/>
+      </w:pPr>
+      <w:r>
+        <w:t>Before Java 8, interfaces could not have method implementations.</w:t>
+      </w:r>
+    </w:p>
+    <w:p>
+      <w:pPr>
+        <w:pStyle w:val="NormalWeb"/>
+      </w:pPr>
+      <w:r>
+        <w:t xml:space="preserve">Java 8 introduced </w:t>
+      </w:r>
+      <w:r>
+        <w:rPr>
+          <w:rStyle w:val="Strong"/>
+        </w:rPr>
+        <w:t>default methods</w:t>
+      </w:r>
+      <w:r>
+        <w:t>.</w:t>
+      </w:r>
+    </w:p>
+    <w:p>
+      <w:pPr>
+        <w:pStyle w:val="Heading3"/>
+      </w:pPr>
+      <w:r>
+        <w:t>Example</w:t>
+      </w:r>
+    </w:p>
+    <w:p>
+      <w:pPr>
+        <w:pStyle w:val="HTMLPreformatted"/>
+        <w:rPr>
+          <w:rStyle w:val="HTMLCode"/>
+        </w:rPr>
+      </w:pPr>
+      <w:r>
+        <w:rPr>
+          <w:rStyle w:val="HTMLCode"/>
+        </w:rPr>
+        <w:t>interface Vehicle {</w:t>
+      </w:r>
+    </w:p>
+    <w:p>
+      <w:pPr>
+        <w:pStyle w:val="HTMLPreformatted"/>
+        <w:rPr>
+          <w:rStyle w:val="HTMLCode"/>
+        </w:rPr>
+      </w:pPr>
+    </w:p>
+    <w:p>
+      <w:pPr>
+        <w:pStyle w:val="HTMLPreformatted"/>
+        <w:rPr>
+          <w:rStyle w:val="HTMLCode"/>
+        </w:rPr>
+      </w:pPr>
+      <w:r>
+        <w:rPr>
+          <w:rStyle w:val="HTMLCode"/>
+        </w:rPr>
+        <w:t xml:space="preserve">    default void start() {</w:t>
+      </w:r>
+    </w:p>
+    <w:p>
+      <w:pPr>
+        <w:pStyle w:val="HTMLPreformatted"/>
+        <w:rPr>
+          <w:rStyle w:val="HTMLCode"/>
+        </w:rPr>
+      </w:pPr>
+      <w:r>
+        <w:rPr>
+          <w:rStyle w:val="HTMLCode"/>
+        </w:rPr>
+        <w:t xml:space="preserve">        System.out.println("Vehicle is starting");</w:t>
+      </w:r>
+    </w:p>
+    <w:p>
+      <w:pPr>
+        <w:pStyle w:val="HTMLPreformatted"/>
+        <w:rPr>
+          <w:rStyle w:val="HTMLCode"/>
+        </w:rPr>
+      </w:pPr>
+      <w:r>
+        <w:rPr>
+          <w:rStyle w:val="HTMLCode"/>
+        </w:rPr>
+        <w:t xml:space="preserve">    }</w:t>
+      </w:r>
+    </w:p>
+    <w:p>
+      <w:pPr>
+        <w:pStyle w:val="HTMLPreformatted"/>
+        <w:rPr>
+          <w:rStyle w:val="HTMLCode"/>
+        </w:rPr>
+      </w:pPr>
+      <w:r>
+        <w:rPr>
+          <w:rStyle w:val="HTMLCode"/>
+        </w:rPr>
+        <w:t>}</w:t>
+      </w:r>
+    </w:p>
+    <w:p>
+      <w:pPr>
+        <w:pStyle w:val="NormalWeb"/>
+      </w:pPr>
+      <w:r>
+        <w:t>Class implementation:</w:t>
+      </w:r>
+    </w:p>
+    <w:p>
+      <w:pPr>
+        <w:pStyle w:val="HTMLPreformatted"/>
+        <w:rPr>
+          <w:rStyle w:val="HTMLCode"/>
+        </w:rPr>
+      </w:pPr>
+      <w:r>
+        <w:rPr>
+          <w:rStyle w:val="HTMLCode"/>
+        </w:rPr>
+        <w:t>class Car implements Vehicle {</w:t>
+      </w:r>
+    </w:p>
+    <w:p>
+      <w:pPr>
+        <w:pStyle w:val="HTMLPreformatted"/>
+        <w:rPr>
+          <w:rStyle w:val="HTMLCode"/>
+        </w:rPr>
+      </w:pPr>
+      <w:r>
+        <w:rPr>
+          <w:rStyle w:val="HTMLCode"/>
+        </w:rPr>
+        <w:t>}</w:t>
+      </w:r>
+    </w:p>
+    <w:p>
+      <w:pPr>
+        <w:pStyle w:val="HTMLPreformatted"/>
+        <w:rPr>
+          <w:rStyle w:val="HTMLCode"/>
+        </w:rPr>
+      </w:pPr>
+    </w:p>
+    <w:p>
+      <w:pPr>
+        <w:pStyle w:val="HTMLPreformatted"/>
+        <w:rPr>
+          <w:rStyle w:val="HTMLCode"/>
+        </w:rPr>
+      </w:pPr>
+      <w:r>
+        <w:rPr>
+          <w:rStyle w:val="HTMLCode"/>
+        </w:rPr>
+        <w:t>public class Test {</w:t>
+      </w:r>
+    </w:p>
+    <w:p>
+      <w:pPr>
+        <w:pStyle w:val="HTMLPreformatted"/>
+        <w:rPr>
+          <w:rStyle w:val="HTMLCode"/>
+        </w:rPr>
+      </w:pPr>
+      <w:r>
+        <w:rPr>
+          <w:rStyle w:val="HTMLCode"/>
+        </w:rPr>
+        <w:t xml:space="preserve">    public static void main(String[] args) {</w:t>
+      </w:r>
+    </w:p>
+    <w:p>
+      <w:pPr>
+        <w:pStyle w:val="HTMLPreformatted"/>
+        <w:rPr>
+          <w:rStyle w:val="HTMLCode"/>
+        </w:rPr>
+      </w:pPr>
+      <w:r>
+        <w:rPr>
+          <w:rStyle w:val="HTMLCode"/>
+        </w:rPr>
+        <w:t xml:space="preserve">        Car c = new Car();</w:t>
+      </w:r>
+    </w:p>
+    <w:p>
+      <w:pPr>
+        <w:pStyle w:val="HTMLPreformatted"/>
+        <w:rPr>
+          <w:rStyle w:val="HTMLCode"/>
+        </w:rPr>
+      </w:pPr>
+      <w:r>
+        <w:rPr>
+          <w:rStyle w:val="HTMLCode"/>
+        </w:rPr>
+        <w:t xml:space="preserve">        c.start();</w:t>
+      </w:r>
+    </w:p>
+    <w:p>
+      <w:pPr>
+        <w:pStyle w:val="HTMLPreformatted"/>
+        <w:rPr>
+          <w:rStyle w:val="HTMLCode"/>
+        </w:rPr>
+      </w:pPr>
+      <w:r>
+        <w:rPr>
+          <w:rStyle w:val="HTMLCode"/>
+        </w:rPr>
+        <w:t xml:space="preserve">    }</w:t>
+      </w:r>
+    </w:p>
+    <w:p>
+      <w:pPr>
+        <w:pStyle w:val="HTMLPreformatted"/>
+        <w:rPr>
+          <w:rStyle w:val="HTMLCode"/>
+        </w:rPr>
+      </w:pPr>
+      <w:r>
+        <w:rPr>
+          <w:rStyle w:val="HTMLCode"/>
+        </w:rPr>
+        <w:t>}</w:t>
+      </w:r>
+    </w:p>
+    <w:p>
+      <w:pPr>
+        <w:pStyle w:val="Heading3"/>
+      </w:pPr>
+      <w:r>
+        <w:t>Output</w:t>
+      </w:r>
+    </w:p>
+    <w:p>
+      <w:pPr>
+        <w:pStyle w:val="HTMLPreformatted"/>
+        <w:rPr>
+          <w:rStyle w:val="HTMLCode"/>
+        </w:rPr>
+      </w:pPr>
+      <w:r>
+        <w:rPr>
+          <w:rStyle w:val="HTMLCode"/>
+        </w:rPr>
+        <w:t>Vehicle is starting</w:t>
+      </w:r>
+    </w:p>
+    <w:p>
+      <w:r>
+        <w:pict w14:anchorId="3CC085B0">
+          <v:rect id="_x0000_i1031" style="width:0;height:1.5pt" o:hralign="center" o:hrstd="t" o:hr="t" fillcolor="#a0a0a0" stroked="f"/>
+        </w:pict>
+      </w:r>
+    </w:p>
+    <w:p>
+      <w:pPr>
+        <w:pStyle w:val="Heading1"/>
+      </w:pPr>
+      <w:r>
+        <w:t>7. Optional Class</w:t>
+      </w:r>
+    </w:p>
+    <w:p>
+      <w:pPr>
+        <w:pStyle w:val="NormalWeb"/>
+      </w:pPr>
+      <w:r>
+        <w:t xml:space="preserve">The </w:t>
+      </w:r>
+      <w:r>
+        <w:rPr>
+          <w:rStyle w:val="Strong"/>
+        </w:rPr>
+        <w:t>Optional class</w:t>
+      </w:r>
+      <w:r>
+        <w:t xml:space="preserve"> is used to avoid </w:t>
+      </w:r>
+      <w:r>
+        <w:rPr>
+          <w:rStyle w:val="Strong"/>
+        </w:rPr>
+        <w:t>NullPointerException</w:t>
+      </w:r>
+      <w:r>
+        <w:t>.</w:t>
+      </w:r>
+    </w:p>
+    <w:p>
+      <w:pPr>
+        <w:pStyle w:val="Heading3"/>
+      </w:pPr>
+      <w:r>
+        <w:t>Example</w:t>
+      </w:r>
+    </w:p>
+    <w:p>
+      <w:pPr>
+        <w:pStyle w:val="HTMLPreformatted"/>
+        <w:rPr>
+          <w:rStyle w:val="HTMLCode"/>
+        </w:rPr>
+      </w:pPr>
+      <w:r>
+        <w:rPr>
+          <w:rStyle w:val="HTMLCode"/>
+        </w:rPr>
+        <w:t>import java.util.Optional;</w:t>
+      </w:r>
+    </w:p>
+    <w:p>
+      <w:pPr>
+        <w:pStyle w:val="HTMLPreformatted"/>
+        <w:rPr>
+          <w:rStyle w:val="HTMLCode"/>
+        </w:rPr>
+      </w:pPr>
+    </w:p>
+    <w:p>
+      <w:pPr>
+        <w:pStyle w:val="HTMLPreformatted"/>
+        <w:rPr>
+          <w:rStyle w:val="HTMLCode"/>
+        </w:rPr>
+      </w:pPr>
+      <w:r>
+        <w:rPr>
+          <w:rStyle w:val="HTMLCode"/>
+        </w:rPr>
+        <w:t>public class OptionalExample {</w:t>
+      </w:r>
+    </w:p>
+    <w:p>
+      <w:pPr>
+        <w:pStyle w:val="HTMLPreformatted"/>
+        <w:rPr>
+          <w:rStyle w:val="HTMLCode"/>
+        </w:rPr>
+      </w:pPr>
+    </w:p>
+    <w:p>
+      <w:pPr>
+        <w:pStyle w:val="HTMLPreformatted"/>
+        <w:rPr>
+          <w:rStyle w:val="HTMLCode"/>
+        </w:rPr>
+      </w:pPr>
+      <w:r>
+        <w:rPr>
+          <w:rStyle w:val="HTMLCode"/>
+        </w:rPr>
+        <w:t xml:space="preserve">    public static void main(String[] args) {</w:t>
+      </w:r>
+    </w:p>
+    <w:p>
+      <w:pPr>
+        <w:pStyle w:val="HTMLPreformatted"/>
+        <w:rPr>
+          <w:rStyle w:val="HTMLCode"/>
+        </w:rPr>
+      </w:pPr>
+    </w:p>
+    <w:p>
+      <w:pPr>
+        <w:pStyle w:val="HTMLPreformatted"/>
+        <w:rPr>
+          <w:rStyle w:val="HTMLCode"/>
+        </w:rPr>
+      </w:pPr>
+      <w:r>
+        <w:rPr>
+          <w:rStyle w:val="HTMLCode"/>
+        </w:rPr>
+        <w:t xml:space="preserve">        Optional&lt;String&gt; name = Optional.ofNullable(null);</w:t>
+      </w:r>
+    </w:p>
+    <w:p>
+      <w:pPr>
+        <w:pStyle w:val="HTMLPreformatted"/>
+        <w:rPr>
+          <w:rStyle w:val="HTMLCode"/>
+        </w:rPr>
+      </w:pPr>
+    </w:p>
+    <w:p>
+      <w:pPr>
+        <w:pStyle w:val="HTMLPreformatted"/>
+        <w:rPr>
+          <w:rStyle w:val="HTMLCode"/>
+        </w:rPr>
+      </w:pPr>
+      <w:r>
+        <w:rPr>
+          <w:rStyle w:val="HTMLCode"/>
+        </w:rPr>
+        <w:t xml:space="preserve">        System.out.println(name.orElse("Default Name"));</w:t>
+      </w:r>
+    </w:p>
+    <w:p>
+      <w:pPr>
+        <w:pStyle w:val="HTMLPreformatted"/>
+        <w:rPr>
+          <w:rStyle w:val="HTMLCode"/>
+        </w:rPr>
+      </w:pPr>
+      <w:r>
+        <w:rPr>
+          <w:rStyle w:val="HTMLCode"/>
+        </w:rPr>
+        <w:t xml:space="preserve">    }</w:t>
+      </w:r>
+    </w:p>
+    <w:p>
+      <w:pPr>
+        <w:pStyle w:val="HTMLPreformatted"/>
+        <w:rPr>
+          <w:rStyle w:val="HTMLCode"/>
+        </w:rPr>
+      </w:pPr>
+      <w:r>
+        <w:rPr>
+          <w:rStyle w:val="HTMLCode"/>
+        </w:rPr>
+        <w:t>}</w:t>
+      </w:r>
+    </w:p>
+    <w:p>
+      <w:pPr>
+        <w:pStyle w:val="Heading3"/>
+      </w:pPr>
+      <w:r>
+        <w:t>Output</w:t>
+      </w:r>
+    </w:p>
+    <w:p>
+      <w:pPr>
+        <w:pStyle w:val="HTMLPreformatted"/>
+        <w:rPr>
+          <w:rStyle w:val="HTMLCode"/>
+        </w:rPr>
+      </w:pPr>
+      <w:r>
+        <w:rPr>
+          <w:rStyle w:val="HTMLCode"/>
+        </w:rPr>
+        <w:t>Default Name</w:t>
+      </w:r>
+    </w:p>
+    <w:p>
+      <w:pPr>
+        <w:pStyle w:val="NormalWeb"/>
+      </w:pPr>
+      <w:r>
+        <w:t>Explanation:</w:t>
+      </w:r>
+      <w:r>
+        <w:br/>
+        <w:t xml:space="preserve">If the value is null, it returns </w:t>
+      </w:r>
+      <w:r>
+        <w:rPr>
+          <w:rStyle w:val="Strong"/>
+        </w:rPr>
+        <w:t>Default Name</w:t>
+      </w:r>
+      <w:r>
+        <w:t>.</w:t>
+      </w:r>
+    </w:p>
+    <w:p>
+      <w:r>
+        <w:pict w14:anchorId="40D589E1">
+          <v:rect id="_x0000_i1032" style="width:0;height:1.5pt" o:hralign="center" o:hrstd="t" o:hr="t" fillcolor="#a0a0a0" stroked="f"/>
+        </w:pict>
+      </w:r>
+    </w:p>
+    <w:p>
+      <w:pPr>
+        <w:pStyle w:val="Heading1"/>
+      </w:pPr>
+      <w:r>
+        <w:lastRenderedPageBreak/>
+        <w:t>8. Date and Time API</w:t>
+      </w:r>
+    </w:p>
+    <w:p>
+      <w:pPr>
+        <w:pStyle w:val="NormalWeb"/>
+      </w:pPr>
+      <w:r>
+        <w:t xml:space="preserve">Java 8 introduced a new </w:t>
+      </w:r>
+      <w:r>
+        <w:rPr>
+          <w:rStyle w:val="Strong"/>
+        </w:rPr>
+        <w:t>date and time package</w:t>
+      </w:r>
+      <w:r>
+        <w:t>:</w:t>
+      </w:r>
+    </w:p>
+    <w:p>
+      <w:pPr>
+        <w:pStyle w:val="HTMLPreformatted"/>
+        <w:rPr>
+          <w:rStyle w:val="HTMLCode"/>
+        </w:rPr>
+      </w:pPr>
+      <w:r>
+        <w:rPr>
+          <w:rStyle w:val="HTMLCode"/>
+        </w:rPr>
+        <w:t>java.time</w:t>
+      </w:r>
+    </w:p>
+    <w:p>
+      <w:pPr>
+        <w:pStyle w:val="NormalWeb"/>
+      </w:pPr>
+      <w:r>
+        <w:t>Important classes:</w:t>
+      </w:r>
+    </w:p>
+    <w:p>
+      <w:pPr>
+        <w:pStyle w:val="NormalWeb"/>
+        <w:numPr>
+          <w:ilvl w:val="0"/>
+          <w:numId w:val="21"/>
+        </w:numPr>
+      </w:pPr>
+      <w:r>
+        <w:t>LocalDate</w:t>
+      </w:r>
+    </w:p>
+    <w:p>
+      <w:pPr>
+        <w:pStyle w:val="NormalWeb"/>
+        <w:numPr>
+          <w:ilvl w:val="0"/>
+          <w:numId w:val="21"/>
+        </w:numPr>
+      </w:pPr>
+      <w:r>
+        <w:t>LocalTime</w:t>
+      </w:r>
+    </w:p>
+    <w:p>
+      <w:pPr>
+        <w:pStyle w:val="NormalWeb"/>
+        <w:numPr>
+          <w:ilvl w:val="0"/>
+          <w:numId w:val="21"/>
+        </w:numPr>
+      </w:pPr>
+      <w:r>
+        <w:t>LocalDateTime</w:t>
+      </w:r>
+    </w:p>
+    <w:p>
+      <w:pPr>
+        <w:pStyle w:val="Heading3"/>
+      </w:pPr>
+      <w:r>
+        <w:t>Example</w:t>
+      </w:r>
+    </w:p>
+    <w:p>
+      <w:pPr>
+        <w:pStyle w:val="HTMLPreformatted"/>
+        <w:rPr>
+          <w:rStyle w:val="HTMLCode"/>
+        </w:rPr>
+      </w:pPr>
+      <w:r>
+        <w:rPr>
+          <w:rStyle w:val="HTMLCode"/>
+        </w:rPr>
+        <w:t>import java.time.LocalDate;</w:t>
+      </w:r>
+    </w:p>
+    <w:p>
+      <w:pPr>
+        <w:pStyle w:val="HTMLPreformatted"/>
+        <w:rPr>
+          <w:rStyle w:val="HTMLCode"/>
+        </w:rPr>
+      </w:pPr>
+    </w:p>
+    <w:p>
+      <w:pPr>
+        <w:pStyle w:val="HTMLPreformatted"/>
+        <w:rPr>
+          <w:rStyle w:val="HTMLCode"/>
+        </w:rPr>
+      </w:pPr>
+      <w:r>
+        <w:rPr>
+          <w:rStyle w:val="HTMLCode"/>
+        </w:rPr>
+        <w:t>public class DateExample {</w:t>
+      </w:r>
+    </w:p>
+    <w:p>
+      <w:pPr>
+        <w:pStyle w:val="HTMLPreformatted"/>
+        <w:rPr>
+          <w:rStyle w:val="HTMLCode"/>
+        </w:rPr>
+      </w:pPr>
+    </w:p>
+    <w:p>
+      <w:pPr>
+        <w:pStyle w:val="HTMLPreformatted"/>
+        <w:rPr>
+          <w:rStyle w:val="HTMLCode"/>
+        </w:rPr>
+      </w:pPr>
+      <w:r>
+        <w:rPr>
+          <w:rStyle w:val="HTMLCode"/>
+        </w:rPr>
+        <w:t xml:space="preserve">    public static void main(String[] args) {</w:t>
+      </w:r>
+    </w:p>
+    <w:p>
+      <w:pPr>
+        <w:pStyle w:val="HTMLPreformatted"/>
+        <w:rPr>
+          <w:rStyle w:val="HTMLCode"/>
+        </w:rPr>
+      </w:pPr>
+    </w:p>
+    <w:p>
+      <w:pPr>
+        <w:pStyle w:val="HTMLPreformatted"/>
+        <w:rPr>
+          <w:rStyle w:val="HTMLCode"/>
+        </w:rPr>
+      </w:pPr>
+      <w:r>
+        <w:rPr>
+          <w:rStyle w:val="HTMLCode"/>
+        </w:rPr>
+        <w:t xml:space="preserve">        LocalDate today = LocalDate.now();</w:t>
+      </w:r>
+    </w:p>
+    <w:p>
+      <w:pPr>
+        <w:pStyle w:val="HTMLPreformatted"/>
+        <w:rPr>
+          <w:rStyle w:val="HTMLCode"/>
+        </w:rPr>
+      </w:pPr>
+      <w:r>
+        <w:rPr>
+          <w:rStyle w:val="HTMLCode"/>
+        </w:rPr>
+        <w:t xml:space="preserve">        System.out.println(today);</w:t>
+      </w:r>
+    </w:p>
+    <w:p>
+      <w:pPr>
+        <w:pStyle w:val="HTMLPreformatted"/>
+        <w:rPr>
+          <w:rStyle w:val="HTMLCode"/>
+        </w:rPr>
+      </w:pPr>
+      <w:r>
+        <w:rPr>
+          <w:rStyle w:val="HTMLCode"/>
+        </w:rPr>
+        <w:t xml:space="preserve">    }</w:t>
+      </w:r>
+    </w:p>
+    <w:p>
+      <w:pPr>
+        <w:pStyle w:val="HTMLPreformatted"/>
+        <w:rPr>
+          <w:rStyle w:val="HTMLCode"/>
+        </w:rPr>
+      </w:pPr>
+      <w:r>
+        <w:rPr>
+          <w:rStyle w:val="HTMLCode"/>
+        </w:rPr>
+        <w:t>}</w:t>
+      </w:r>
+    </w:p>
+    <w:p>
+      <w:pPr>
+        <w:pStyle w:val="Heading3"/>
+      </w:pPr>
+      <w:r>
+        <w:t>Output (example)</w:t>
+      </w:r>
+    </w:p>
+    <w:p>
+      <w:pPr>
+        <w:pStyle w:val="HTMLPreformatted"/>
+        <w:rPr>
+          <w:rStyle w:val="HTMLCode"/>
+        </w:rPr>
+      </w:pPr>
+      <w:r>
+        <w:rPr>
+          <w:rStyle w:val="HTMLCode"/>
+        </w:rPr>
+        <w:t>2026-03-15</w:t>
+      </w:r>
+    </w:p>
+    <w:p>
+      <w:r>
+        <w:pict w14:anchorId="5B174784">
+          <v:rect id="_x0000_i1033" style="width:0;height:1.5pt" o:hralign="center" o:hrstd="t" o:hr="t" fillcolor="#a0a0a0" stroked="f"/>
+        </w:pict>
+      </w:r>
+    </w:p>
+    <w:p>
+      <w:pPr>
+        <w:pStyle w:val="Heading1"/>
+      </w:pPr>
+      <w:r>
+        <w:t>9. forEach Method</w:t>
+      </w:r>
+    </w:p>
+    <w:p>
+      <w:pPr>
+        <w:pStyle w:val="NormalWeb"/>
+      </w:pPr>
+      <w:r>
+        <w:t xml:space="preserve">Java 8 introduced </w:t>
+      </w:r>
+      <w:r>
+        <w:rPr>
+          <w:rStyle w:val="Strong"/>
+        </w:rPr>
+        <w:t>forEach()</w:t>
+      </w:r>
+      <w:r>
+        <w:t xml:space="preserve"> for collections.</w:t>
+      </w:r>
+    </w:p>
+    <w:p>
+      <w:pPr>
+        <w:pStyle w:val="Heading3"/>
+      </w:pPr>
+      <w:r>
+        <w:t>Example</w:t>
+      </w:r>
+    </w:p>
+    <w:p>
+      <w:pPr>
+        <w:pStyle w:val="HTMLPreformatted"/>
+        <w:rPr>
+          <w:rStyle w:val="HTMLCode"/>
+        </w:rPr>
+      </w:pPr>
+      <w:r>
+        <w:rPr>
+          <w:rStyle w:val="HTMLCode"/>
+        </w:rPr>
+        <w:t>import java.util.*;</w:t>
+      </w:r>
+    </w:p>
+    <w:p>
+      <w:pPr>
+        <w:pStyle w:val="HTMLPreformatted"/>
+        <w:rPr>
+          <w:rStyle w:val="HTMLCode"/>
+        </w:rPr>
+      </w:pPr>
+    </w:p>
+    <w:p>
+      <w:pPr>
+        <w:pStyle w:val="HTMLPreformatted"/>
+        <w:rPr>
+          <w:rStyle w:val="HTMLCode"/>
+        </w:rPr>
+      </w:pPr>
+      <w:r>
+        <w:rPr>
+          <w:rStyle w:val="HTMLCode"/>
+        </w:rPr>
+        <w:t>public class ForEachExample {</w:t>
+      </w:r>
+    </w:p>
+    <w:p>
+      <w:pPr>
+        <w:pStyle w:val="HTMLPreformatted"/>
+        <w:rPr>
+          <w:rStyle w:val="HTMLCode"/>
+        </w:rPr>
+      </w:pPr>
+    </w:p>
+    <w:p>
+      <w:pPr>
+        <w:pStyle w:val="HTMLPreformatted"/>
+        <w:rPr>
+          <w:rStyle w:val="HTMLCode"/>
+        </w:rPr>
+      </w:pPr>
+      <w:r>
+        <w:rPr>
+          <w:rStyle w:val="HTMLCode"/>
+        </w:rPr>
+        <w:t xml:space="preserve">    public static void main(String[] args) {</w:t>
+      </w:r>
+    </w:p>
+    <w:p>
+      <w:pPr>
+        <w:pStyle w:val="HTMLPreformatted"/>
+        <w:rPr>
+          <w:rStyle w:val="HTMLCode"/>
+        </w:rPr>
+      </w:pPr>
+    </w:p>
+    <w:p>
+      <w:pPr>
+        <w:pStyle w:val="HTMLPreformatted"/>
+        <w:rPr>
+          <w:rStyle w:val="HTMLCode"/>
+        </w:rPr>
+      </w:pPr>
+      <w:r>
+        <w:rPr>
+          <w:rStyle w:val="HTMLCode"/>
+        </w:rPr>
+        <w:t xml:space="preserve">        List&lt;String&gt; names = Arrays.asList("Ram","Shyam","Ravi");</w:t>
+      </w:r>
+    </w:p>
+    <w:p>
+      <w:pPr>
+        <w:pStyle w:val="HTMLPreformatted"/>
+        <w:rPr>
+          <w:rStyle w:val="HTMLCode"/>
+        </w:rPr>
+      </w:pPr>
+    </w:p>
+    <w:p>
+      <w:pPr>
+        <w:pStyle w:val="HTMLPreformatted"/>
+        <w:rPr>
+          <w:rStyle w:val="HTMLCode"/>
+        </w:rPr>
+      </w:pPr>
+      <w:r>
+        <w:rPr>
+          <w:rStyle w:val="HTMLCode"/>
+        </w:rPr>
+        <w:t xml:space="preserve">        names.forEach(name -&gt; System.out.println(name));</w:t>
+      </w:r>
+    </w:p>
+    <w:p>
+      <w:pPr>
+        <w:pStyle w:val="HTMLPreformatted"/>
+        <w:rPr>
+          <w:rStyle w:val="HTMLCode"/>
+        </w:rPr>
+      </w:pPr>
+      <w:r>
+        <w:rPr>
+          <w:rStyle w:val="HTMLCode"/>
+        </w:rPr>
+        <w:t xml:space="preserve">    }</w:t>
+      </w:r>
+    </w:p>
+    <w:p>
+      <w:pPr>
+        <w:pStyle w:val="HTMLPreformatted"/>
+        <w:rPr>
+          <w:rStyle w:val="HTMLCode"/>
+        </w:rPr>
+      </w:pPr>
+      <w:r>
+        <w:rPr>
+          <w:rStyle w:val="HTMLCode"/>
+        </w:rPr>
+        <w:t>}</w:t>
+      </w:r>
+    </w:p>
+    <w:p>
+      <w:pPr>
+        <w:pStyle w:val="Heading3"/>
+      </w:pPr>
+      <w:r>
+        <w:t>Output</w:t>
+      </w:r>
+    </w:p>
+    <w:p>
+      <w:pPr>
+        <w:pStyle w:val="HTMLPreformatted"/>
+        <w:rPr>
+          <w:rStyle w:val="HTMLCode"/>
+        </w:rPr>
+      </w:pPr>
+      <w:r>
+        <w:rPr>
+          <w:rStyle w:val="HTMLCode"/>
+        </w:rPr>
+        <w:t>Ram</w:t>
+      </w:r>
+    </w:p>
+    <w:p>
+      <w:pPr>
+        <w:pStyle w:val="HTMLPreformatted"/>
+        <w:rPr>
+          <w:rStyle w:val="HTMLCode"/>
+        </w:rPr>
+      </w:pPr>
+      <w:r>
+        <w:rPr>
+          <w:rStyle w:val="HTMLCode"/>
+        </w:rPr>
+        <w:t>Shyam</w:t>
+      </w:r>
+    </w:p>
+    <w:p>
+      <w:pPr>
+        <w:pStyle w:val="HTMLPreformatted"/>
+        <w:rPr>
+          <w:rStyle w:val="HTMLCode"/>
+        </w:rPr>
+      </w:pPr>
+      <w:r>
+        <w:rPr>
+          <w:rStyle w:val="HTMLCode"/>
+        </w:rPr>
+        <w:t>Ravi</w:t>
+      </w:r>
+    </w:p>
+    <w:p>
+      <w:r>
+        <w:pict w14:anchorId="271F776F">
+          <v:rect id="_x0000_i1034" style="width:0;height:1.5pt" o:hralign="center" o:hrstd="t" o:hr="t" fillcolor="#a0a0a0" stroked="f"/>
+        </w:pict>
+      </w:r>
+    </w:p>
+    <w:p>
+      <w:pPr>
+        <w:pStyle w:val="Heading1"/>
+      </w:pPr>
+      <w:r>
+        <w:t>10. Parallel Streams</w:t>
+      </w:r>
+    </w:p>
+    <w:p>
+      <w:pPr>
+        <w:pStyle w:val="NormalWeb"/>
+      </w:pPr>
+      <w:r>
+        <w:lastRenderedPageBreak/>
+        <w:t xml:space="preserve">Parallel streams allow processing data </w:t>
+      </w:r>
+      <w:r>
+        <w:rPr>
+          <w:rStyle w:val="Strong"/>
+        </w:rPr>
+        <w:t>faster using multiple threads</w:t>
+      </w:r>
+      <w:r>
+        <w:t>.</w:t>
+      </w:r>
+    </w:p>
+    <w:p>
+      <w:pPr>
+        <w:pStyle w:val="Heading3"/>
+      </w:pPr>
+      <w:r>
+        <w:t>Example</w:t>
+      </w:r>
+    </w:p>
+    <w:p>
+      <w:pPr>
+        <w:pStyle w:val="HTMLPreformatted"/>
+        <w:rPr>
+          <w:rStyle w:val="HTMLCode"/>
+        </w:rPr>
+      </w:pPr>
+      <w:r>
+        <w:rPr>
+          <w:rStyle w:val="HTMLCode"/>
+        </w:rPr>
+        <w:t>import java.util.*;</w:t>
+      </w:r>
+    </w:p>
+    <w:p>
+      <w:pPr>
+        <w:pStyle w:val="HTMLPreformatted"/>
+        <w:rPr>
+          <w:rStyle w:val="HTMLCode"/>
+        </w:rPr>
+      </w:pPr>
+    </w:p>
+    <w:p>
+      <w:pPr>
+        <w:pStyle w:val="HTMLPreformatted"/>
+        <w:rPr>
+          <w:rStyle w:val="HTMLCode"/>
+        </w:rPr>
+      </w:pPr>
+      <w:r>
+        <w:rPr>
+          <w:rStyle w:val="HTMLCode"/>
+        </w:rPr>
+        <w:t>public class ParallelExample {</w:t>
+      </w:r>
+    </w:p>
+    <w:p>
+      <w:pPr>
+        <w:pStyle w:val="HTMLPreformatted"/>
+        <w:rPr>
+          <w:rStyle w:val="HTMLCode"/>
+        </w:rPr>
+      </w:pPr>
+    </w:p>
+    <w:p>
+      <w:pPr>
+        <w:pStyle w:val="HTMLPreformatted"/>
+        <w:rPr>
+          <w:rStyle w:val="HTMLCode"/>
+        </w:rPr>
+      </w:pPr>
+      <w:r>
+        <w:rPr>
+          <w:rStyle w:val="HTMLCode"/>
+        </w:rPr>
+        <w:t xml:space="preserve">    public static void main(String[] args) {</w:t>
+      </w:r>
+    </w:p>
+    <w:p>
+      <w:pPr>
+        <w:pStyle w:val="HTMLPreformatted"/>
+        <w:rPr>
+          <w:rStyle w:val="HTMLCode"/>
+        </w:rPr>
+      </w:pPr>
+    </w:p>
+    <w:p>
+      <w:pPr>
+        <w:pStyle w:val="HTMLPreformatted"/>
+        <w:rPr>
+          <w:rStyle w:val="HTMLCode"/>
+        </w:rPr>
+      </w:pPr>
+      <w:r>
+        <w:rPr>
+          <w:rStyle w:val="HTMLCode"/>
+        </w:rPr>
+        <w:t xml:space="preserve">        List&lt;Integer&gt; numbers = Arrays.asList(1,2,3,4,5);</w:t>
+      </w:r>
+    </w:p>
+    <w:p>
+      <w:pPr>
+        <w:pStyle w:val="HTMLPreformatted"/>
+        <w:rPr>
+          <w:rStyle w:val="HTMLCode"/>
+        </w:rPr>
+      </w:pPr>
+    </w:p>
+    <w:p>
+      <w:pPr>
+        <w:pStyle w:val="HTMLPreformatted"/>
+        <w:rPr>
+          <w:rStyle w:val="HTMLCode"/>
+        </w:rPr>
+      </w:pPr>
+      <w:r>
+        <w:rPr>
+          <w:rStyle w:val="HTMLCode"/>
+        </w:rPr>
+        <w:t xml:space="preserve">        numbers.parallelStream()</w:t>
+      </w:r>
+    </w:p>
+    <w:p>
+      <w:pPr>
+        <w:pStyle w:val="HTMLPreformatted"/>
+        <w:rPr>
+          <w:rStyle w:val="HTMLCode"/>
+        </w:rPr>
+      </w:pPr>
+      <w:r>
+        <w:rPr>
+          <w:rStyle w:val="HTMLCode"/>
+        </w:rPr>
+        <w:t xml:space="preserve">               .forEach(System.out.println);</w:t>
+      </w:r>
+    </w:p>
+    <w:p>
+      <w:pPr>
+        <w:pStyle w:val="HTMLPreformatted"/>
+        <w:rPr>
+          <w:rStyle w:val="HTMLCode"/>
+        </w:rPr>
+      </w:pPr>
+      <w:r>
+        <w:rPr>
+          <w:rStyle w:val="HTMLCode"/>
+        </w:rPr>
+        <w:t xml:space="preserve">    }</w:t>
+      </w:r>
+    </w:p>
+    <w:p>
+      <w:pPr>
+        <w:pStyle w:val="HTMLPreformatted"/>
+        <w:rPr>
+          <w:rStyle w:val="HTMLCode"/>
+        </w:rPr>
+      </w:pPr>
+      <w:r>
+        <w:rPr>
+          <w:rStyle w:val="HTMLCode"/>
+        </w:rPr>
+        <w:t>}</w:t>
+      </w:r>
+    </w:p>
+    <w:p>
+      <w:r>
+        <w:pict w14:anchorId="7D35A70D">
+          <v:rect id="_x0000_i1035" style="width:0;height:1.5pt" o:hralign="center" o:hrstd="t" o:hr="t" fillcolor="#a0a0a0" stroked="f"/>
+        </w:pict>
+      </w:r>
+    </w:p>
+    <w:p>
+      <w:pPr>
+        <w:pStyle w:val="Heading1"/>
+      </w:pPr>
+      <w:r>
+        <w:t>11. Advantages of Java 8</w:t>
+      </w:r>
+    </w:p>
+    <w:p>
+      <w:pPr>
+        <w:pStyle w:val="NormalWeb"/>
+      </w:pPr>
+      <w:r>
+        <w:t>Advantages include:</w:t>
+      </w:r>
+    </w:p>
+    <w:p>
+      <w:pPr>
+        <w:pStyle w:val="NormalWeb"/>
+        <w:numPr>
+          <w:ilvl w:val="0"/>
+          <w:numId w:val="22"/>
+        </w:numPr>
+      </w:pPr>
+      <w:r>
+        <w:t>Short and clean code</w:t>
+      </w:r>
+    </w:p>
+    <w:p>
+      <w:pPr>
+        <w:pStyle w:val="NormalWeb"/>
+        <w:numPr>
+          <w:ilvl w:val="0"/>
+          <w:numId w:val="22"/>
+        </w:numPr>
+      </w:pPr>
+      <w:r>
+        <w:t>Functional programming support</w:t>
+      </w:r>
+    </w:p>
+    <w:p>
+      <w:pPr>
+        <w:pStyle w:val="NormalWeb"/>
+        <w:numPr>
+          <w:ilvl w:val="0"/>
+          <w:numId w:val="22"/>
+        </w:numPr>
+      </w:pPr>
+      <w:r>
+        <w:t>Better collection processing</w:t>
+      </w:r>
+    </w:p>
+    <w:p>
+      <w:pPr>
+        <w:pStyle w:val="NormalWeb"/>
+        <w:numPr>
+          <w:ilvl w:val="0"/>
+          <w:numId w:val="22"/>
+        </w:numPr>
+      </w:pPr>
+      <w:r>
+        <w:t>Improved date and time API</w:t>
+      </w:r>
+    </w:p>
+    <w:p>
+      <w:pPr>
+        <w:pStyle w:val="NormalWeb"/>
+        <w:numPr>
+          <w:ilvl w:val="0"/>
+          <w:numId w:val="22"/>
+        </w:numPr>
+      </w:pPr>
+      <w:r>
+        <w:t>Improved performance with parallel streams</w:t>
       </w:r>
     </w:p>
     <w:p>
@@ -1900,6 +3861,155 @@
     </w:lvl>
   </w:abstractNum>
   <w:abstractNum w:abstractNumId="2" w15:restartNumberingAfterBreak="0">
+    <w:nsid w:val="1B720A0B"/>
+    <w:multiLevelType w:val="multilevel"/>
+    <w:tmpl w:val="DB643F1E"/>
+    <w:lvl w:ilvl="0">
+      <w:start w:val="1"/>
+      <w:numFmt w:val="bullet"/>
+      <w:lvlText w:val=""/>
+      <w:lvlJc w:val="left"/>
+      <w:pPr>
+        <w:tabs>
+          <w:tab w:val="num" w:pos="720"/>
+        </w:tabs>
+        <w:ind w:left="720" w:hanging="360"/>
+      </w:pPr>
+      <w:rPr>
+        <w:rFonts w:ascii="Symbol" w:hAnsi="Symbol" w:hint="default"/>
+        <w:sz w:val="20"/>
+      </w:rPr>
+    </w:lvl>
+    <w:lvl w:ilvl="1" w:tentative="1">
+      <w:start w:val="1"/>
+      <w:numFmt w:val="bullet"/>
+      <w:lvlText w:val="o"/>
+      <w:lvlJc w:val="left"/>
+      <w:pPr>
+        <w:tabs>
+          <w:tab w:val="num" w:pos="1440"/>
+        </w:tabs>
+        <w:ind w:left="1440" w:hanging="360"/>
+      </w:pPr>
+      <w:rPr>
+        <w:rFonts w:ascii="Courier New" w:hAnsi="Courier New" w:hint="default"/>
+        <w:sz w:val="20"/>
+      </w:rPr>
+    </w:lvl>
+    <w:lvl w:ilvl="2" w:tentative="1">
+      <w:start w:val="1"/>
+      <w:numFmt w:val="bullet"/>
+      <w:lvlText w:val=""/>
+      <w:lvlJc w:val="left"/>
+      <w:pPr>
+        <w:tabs>
+          <w:tab w:val="num" w:pos="2160"/>
+        </w:tabs>
+        <w:ind w:left="2160" w:hanging="360"/>
+      </w:pPr>
+      <w:rPr>
+        <w:rFonts w:ascii="Wingdings" w:hAnsi="Wingdings" w:hint="default"/>
+        <w:sz w:val="20"/>
+      </w:rPr>
+    </w:lvl>
+    <w:lvl w:ilvl="3" w:tentative="1">
+      <w:start w:val="1"/>
+      <w:numFmt w:val="bullet"/>
+      <w:lvlText w:val=""/>
+      <w:lvlJc w:val="left"/>
+      <w:pPr>
+        <w:tabs>
+          <w:tab w:val="num" w:pos="2880"/>
+        </w:tabs>
+        <w:ind w:left="2880" w:hanging="360"/>
+      </w:pPr>
+      <w:rPr>
+        <w:rFonts w:ascii="Wingdings" w:hAnsi="Wingdings" w:hint="default"/>
+        <w:sz w:val="20"/>
+      </w:rPr>
+    </w:lvl>
+    <w:lvl w:ilvl="4" w:tentative="1">
+      <w:start w:val="1"/>
+      <w:numFmt w:val="bullet"/>
+      <w:lvlText w:val=""/>
+      <w:lvlJc w:val="left"/>
+      <w:pPr>
+        <w:tabs>
+          <w:tab w:val="num" w:pos="3600"/>
+        </w:tabs>
+        <w:ind w:left="3600" w:hanging="360"/>
+      </w:pPr>
+      <w:rPr>
+        <w:rFonts w:ascii="Wingdings" w:hAnsi="Wingdings" w:hint="default"/>
+        <w:sz w:val="20"/>
+      </w:rPr>
+    </w:lvl>
+    <w:lvl w:ilvl="5" w:tentative="1">
+      <w:start w:val="1"/>
+      <w:numFmt w:val="bullet"/>
+      <w:lvlText w:val=""/>
+      <w:lvlJc w:val="left"/>
+      <w:pPr>
+        <w:tabs>
+          <w:tab w:val="num" w:pos="4320"/>
+        </w:tabs>
+        <w:ind w:left="4320" w:hanging="360"/>
+      </w:pPr>
+      <w:rPr>
+        <w:rFonts w:ascii="Wingdings" w:hAnsi="Wingdings" w:hint="default"/>
+        <w:sz w:val="20"/>
+      </w:rPr>
+    </w:lvl>
+    <w:lvl w:ilvl="6" w:tentative="1">
+      <w:start w:val="1"/>
+      <w:numFmt w:val="bullet"/>
+      <w:lvlText w:val=""/>
+      <w:lvlJc w:val="left"/>
+      <w:pPr>
+        <w:tabs>
+          <w:tab w:val="num" w:pos="5040"/>
+        </w:tabs>
+        <w:ind w:left="5040" w:hanging="360"/>
+      </w:pPr>
+      <w:rPr>
+        <w:rFonts w:ascii="Wingdings" w:hAnsi="Wingdings" w:hint="default"/>
+        <w:sz w:val="20"/>
+      </w:rPr>
+    </w:lvl>
+    <w:lvl w:ilvl="7" w:tentative="1">
+      <w:start w:val="1"/>
+      <w:numFmt w:val="bullet"/>
+      <w:lvlText w:val=""/>
+      <w:lvlJc w:val="left"/>
+      <w:pPr>
+        <w:tabs>
+          <w:tab w:val="num" w:pos="5760"/>
+        </w:tabs>
+        <w:ind w:left="5760" w:hanging="360"/>
+      </w:pPr>
+      <w:rPr>
+        <w:rFonts w:ascii="Wingdings" w:hAnsi="Wingdings" w:hint="default"/>
+        <w:sz w:val="20"/>
+      </w:rPr>
+    </w:lvl>
+    <w:lvl w:ilvl="8" w:tentative="1">
+      <w:start w:val="1"/>
+      <w:numFmt w:val="bullet"/>
+      <w:lvlText w:val=""/>
+      <w:lvlJc w:val="left"/>
+      <w:pPr>
+        <w:tabs>
+          <w:tab w:val="num" w:pos="6480"/>
+        </w:tabs>
+        <w:ind w:left="6480" w:hanging="360"/>
+      </w:pPr>
+      <w:rPr>
+        <w:rFonts w:ascii="Wingdings" w:hAnsi="Wingdings" w:hint="default"/>
+        <w:sz w:val="20"/>
+      </w:rPr>
+    </w:lvl>
+  </w:abstractNum>
+  <w:abstractNum w:abstractNumId="3" w15:restartNumberingAfterBreak="0">
     <w:nsid w:val="28E52143"/>
     <w:multiLevelType w:val="multilevel"/>
     <w:tmpl w:val="EA988EB6"/>
@@ -2048,7 +4158,7 @@
       </w:rPr>
     </w:lvl>
   </w:abstractNum>
-  <w:abstractNum w:abstractNumId="3" w15:restartNumberingAfterBreak="0">
+  <w:abstractNum w:abstractNumId="4" w15:restartNumberingAfterBreak="0">
     <w:nsid w:val="37D06084"/>
     <w:multiLevelType w:val="hybridMultilevel"/>
     <w:tmpl w:val="7F7ACCA0"/>
@@ -2137,7 +4247,156 @@
       </w:pPr>
     </w:lvl>
   </w:abstractNum>
-  <w:abstractNum w:abstractNumId="4" w15:restartNumberingAfterBreak="0">
+  <w:abstractNum w:abstractNumId="5" w15:restartNumberingAfterBreak="0">
+    <w:nsid w:val="493255D9"/>
+    <w:multiLevelType w:val="multilevel"/>
+    <w:tmpl w:val="75329FF6"/>
+    <w:lvl w:ilvl="0">
+      <w:start w:val="1"/>
+      <w:numFmt w:val="bullet"/>
+      <w:lvlText w:val=""/>
+      <w:lvlJc w:val="left"/>
+      <w:pPr>
+        <w:tabs>
+          <w:tab w:val="num" w:pos="720"/>
+        </w:tabs>
+        <w:ind w:left="720" w:hanging="360"/>
+      </w:pPr>
+      <w:rPr>
+        <w:rFonts w:ascii="Symbol" w:hAnsi="Symbol" w:hint="default"/>
+        <w:sz w:val="20"/>
+      </w:rPr>
+    </w:lvl>
+    <w:lvl w:ilvl="1" w:tentative="1">
+      <w:start w:val="1"/>
+      <w:numFmt w:val="bullet"/>
+      <w:lvlText w:val="o"/>
+      <w:lvlJc w:val="left"/>
+      <w:pPr>
+        <w:tabs>
+          <w:tab w:val="num" w:pos="1440"/>
+        </w:tabs>
+        <w:ind w:left="1440" w:hanging="360"/>
+      </w:pPr>
+      <w:rPr>
+        <w:rFonts w:ascii="Courier New" w:hAnsi="Courier New" w:hint="default"/>
+        <w:sz w:val="20"/>
+      </w:rPr>
+    </w:lvl>
+    <w:lvl w:ilvl="2" w:tentative="1">
+      <w:start w:val="1"/>
+      <w:numFmt w:val="bullet"/>
+      <w:lvlText w:val=""/>
+      <w:lvlJc w:val="left"/>
+      <w:pPr>
+        <w:tabs>
+          <w:tab w:val="num" w:pos="2160"/>
+        </w:tabs>
+        <w:ind w:left="2160" w:hanging="360"/>
+      </w:pPr>
+      <w:rPr>
+        <w:rFonts w:ascii="Wingdings" w:hAnsi="Wingdings" w:hint="default"/>
+        <w:sz w:val="20"/>
+      </w:rPr>
+    </w:lvl>
+    <w:lvl w:ilvl="3" w:tentative="1">
+      <w:start w:val="1"/>
+      <w:numFmt w:val="bullet"/>
+      <w:lvlText w:val=""/>
+      <w:lvlJc w:val="left"/>
+      <w:pPr>
+        <w:tabs>
+          <w:tab w:val="num" w:pos="2880"/>
+        </w:tabs>
+        <w:ind w:left="2880" w:hanging="360"/>
+      </w:pPr>
+      <w:rPr>
+        <w:rFonts w:ascii="Wingdings" w:hAnsi="Wingdings" w:hint="default"/>
+        <w:sz w:val="20"/>
+      </w:rPr>
+    </w:lvl>
+    <w:lvl w:ilvl="4" w:tentative="1">
+      <w:start w:val="1"/>
+      <w:numFmt w:val="bullet"/>
+      <w:lvlText w:val=""/>
+      <w:lvlJc w:val="left"/>
+      <w:pPr>
+        <w:tabs>
+          <w:tab w:val="num" w:pos="3600"/>
+        </w:tabs>
+        <w:ind w:left="3600" w:hanging="360"/>
+      </w:pPr>
+      <w:rPr>
+        <w:rFonts w:ascii="Wingdings" w:hAnsi="Wingdings" w:hint="default"/>
+        <w:sz w:val="20"/>
+      </w:rPr>
+    </w:lvl>
+    <w:lvl w:ilvl="5" w:tentative="1">
+      <w:start w:val="1"/>
+      <w:numFmt w:val="bullet"/>
+      <w:lvlText w:val=""/>
+      <w:lvlJc w:val="left"/>
+      <w:pPr>
+        <w:tabs>
+          <w:tab w:val="num" w:pos="4320"/>
+        </w:tabs>
+        <w:ind w:left="4320" w:hanging="360"/>
+      </w:pPr>
+      <w:rPr>
+        <w:rFonts w:ascii="Wingdings" w:hAnsi="Wingdings" w:hint="default"/>
+        <w:sz w:val="20"/>
+      </w:rPr>
+    </w:lvl>
+    <w:lvl w:ilvl="6" w:tentative="1">
+      <w:start w:val="1"/>
+      <w:numFmt w:val="bullet"/>
+      <w:lvlText w:val=""/>
+      <w:lvlJc w:val="left"/>
+      <w:pPr>
+        <w:tabs>
+          <w:tab w:val="num" w:pos="5040"/>
+        </w:tabs>
+        <w:ind w:left="5040" w:hanging="360"/>
+      </w:pPr>
+      <w:rPr>
+        <w:rFonts w:ascii="Wingdings" w:hAnsi="Wingdings" w:hint="default"/>
+        <w:sz w:val="20"/>
+      </w:rPr>
+    </w:lvl>
+    <w:lvl w:ilvl="7" w:tentative="1">
+      <w:start w:val="1"/>
+      <w:numFmt w:val="bullet"/>
+      <w:lvlText w:val=""/>
+      <w:lvlJc w:val="left"/>
+      <w:pPr>
+        <w:tabs>
+          <w:tab w:val="num" w:pos="5760"/>
+        </w:tabs>
+        <w:ind w:left="5760" w:hanging="360"/>
+      </w:pPr>
+      <w:rPr>
+        <w:rFonts w:ascii="Wingdings" w:hAnsi="Wingdings" w:hint="default"/>
+        <w:sz w:val="20"/>
+      </w:rPr>
+    </w:lvl>
+    <w:lvl w:ilvl="8" w:tentative="1">
+      <w:start w:val="1"/>
+      <w:numFmt w:val="bullet"/>
+      <w:lvlText w:val=""/>
+      <w:lvlJc w:val="left"/>
+      <w:pPr>
+        <w:tabs>
+          <w:tab w:val="num" w:pos="6480"/>
+        </w:tabs>
+        <w:ind w:left="6480" w:hanging="360"/>
+      </w:pPr>
+      <w:rPr>
+        <w:rFonts w:ascii="Wingdings" w:hAnsi="Wingdings" w:hint="default"/>
+        <w:sz w:val="20"/>
+      </w:rPr>
+    </w:lvl>
+  </w:abstractNum>
+  <w:abstractNum w:abstractNumId="6" w15:restartNumberingAfterBreak="0">
     <w:nsid w:val="4E8F0697"/>
     <w:multiLevelType w:val="hybridMultilevel"/>
     <w:tmpl w:val="1B9A6A6C"/>
@@ -2226,7 +4485,7 @@
       </w:pPr>
     </w:lvl>
   </w:abstractNum>
-  <w:abstractNum w:abstractNumId="5" w15:restartNumberingAfterBreak="0">
+  <w:abstractNum w:abstractNumId="7" w15:restartNumberingAfterBreak="0">
     <w:nsid w:val="50A80615"/>
     <w:multiLevelType w:val="multilevel"/>
     <w:tmpl w:val="EA988EB6"/>
@@ -2375,7 +4634,7 @@
       </w:rPr>
     </w:lvl>
   </w:abstractNum>
-  <w:abstractNum w:abstractNumId="6" w15:restartNumberingAfterBreak="0">
+  <w:abstractNum w:abstractNumId="8" w15:restartNumberingAfterBreak="0">
     <w:nsid w:val="5A62347A"/>
     <w:multiLevelType w:val="multilevel"/>
     <w:tmpl w:val="F32EF3E6"/>
@@ -2524,7 +4783,7 @@
       </w:rPr>
     </w:lvl>
   </w:abstractNum>
-  <w:abstractNum w:abstractNumId="7" w15:restartNumberingAfterBreak="0">
+  <w:abstractNum w:abstractNumId="9" w15:restartNumberingAfterBreak="0">
     <w:nsid w:val="60184EAB"/>
     <w:multiLevelType w:val="hybridMultilevel"/>
     <w:tmpl w:val="8632A058"/>
@@ -2637,7 +4896,305 @@
       </w:rPr>
     </w:lvl>
   </w:abstractNum>
-  <w:abstractNum w:abstractNumId="8" w15:restartNumberingAfterBreak="0">
+  <w:abstractNum w:abstractNumId="10" w15:restartNumberingAfterBreak="0">
+    <w:nsid w:val="60FA2211"/>
+    <w:multiLevelType w:val="multilevel"/>
+    <w:tmpl w:val="43A2F5CE"/>
+    <w:lvl w:ilvl="0">
+      <w:start w:val="1"/>
+      <w:numFmt w:val="bullet"/>
+      <w:lvlText w:val=""/>
+      <w:lvlJc w:val="left"/>
+      <w:pPr>
+        <w:tabs>
+          <w:tab w:val="num" w:pos="720"/>
+        </w:tabs>
+        <w:ind w:left="720" w:hanging="360"/>
+      </w:pPr>
+      <w:rPr>
+        <w:rFonts w:ascii="Symbol" w:hAnsi="Symbol" w:hint="default"/>
+        <w:sz w:val="20"/>
+      </w:rPr>
+    </w:lvl>
+    <w:lvl w:ilvl="1" w:tentative="1">
+      <w:start w:val="1"/>
+      <w:numFmt w:val="bullet"/>
+      <w:lvlText w:val="o"/>
+      <w:lvlJc w:val="left"/>
+      <w:pPr>
+        <w:tabs>
+          <w:tab w:val="num" w:pos="1440"/>
+        </w:tabs>
+        <w:ind w:left="1440" w:hanging="360"/>
+      </w:pPr>
+      <w:rPr>
+        <w:rFonts w:ascii="Courier New" w:hAnsi="Courier New" w:hint="default"/>
+        <w:sz w:val="20"/>
+      </w:rPr>
+    </w:lvl>
+    <w:lvl w:ilvl="2" w:tentative="1">
+      <w:start w:val="1"/>
+      <w:numFmt w:val="bullet"/>
+      <w:lvlText w:val=""/>
+      <w:lvlJc w:val="left"/>
+      <w:pPr>
+        <w:tabs>
+          <w:tab w:val="num" w:pos="2160"/>
+        </w:tabs>
+        <w:ind w:left="2160" w:hanging="360"/>
+      </w:pPr>
+      <w:rPr>
+        <w:rFonts w:ascii="Wingdings" w:hAnsi="Wingdings" w:hint="default"/>
+        <w:sz w:val="20"/>
+      </w:rPr>
+    </w:lvl>
+    <w:lvl w:ilvl="3" w:tentative="1">
+      <w:start w:val="1"/>
+      <w:numFmt w:val="bullet"/>
+      <w:lvlText w:val=""/>
+      <w:lvlJc w:val="left"/>
+      <w:pPr>
+        <w:tabs>
+          <w:tab w:val="num" w:pos="2880"/>
+        </w:tabs>
+        <w:ind w:left="2880" w:hanging="360"/>
+      </w:pPr>
+      <w:rPr>
+        <w:rFonts w:ascii="Wingdings" w:hAnsi="Wingdings" w:hint="default"/>
+        <w:sz w:val="20"/>
+      </w:rPr>
+    </w:lvl>
+    <w:lvl w:ilvl="4" w:tentative="1">
+      <w:start w:val="1"/>
+      <w:numFmt w:val="bullet"/>
+      <w:lvlText w:val=""/>
+      <w:lvlJc w:val="left"/>
+      <w:pPr>
+        <w:tabs>
+          <w:tab w:val="num" w:pos="3600"/>
+        </w:tabs>
+        <w:ind w:left="3600" w:hanging="360"/>
+      </w:pPr>
+      <w:rPr>
+        <w:rFonts w:ascii="Wingdings" w:hAnsi="Wingdings" w:hint="default"/>
+        <w:sz w:val="20"/>
+      </w:rPr>
+    </w:lvl>
+    <w:lvl w:ilvl="5" w:tentative="1">
+      <w:start w:val="1"/>
+      <w:numFmt w:val="bullet"/>
+      <w:lvlText w:val=""/>
+      <w:lvlJc w:val="left"/>
+      <w:pPr>
+        <w:tabs>
+          <w:tab w:val="num" w:pos="4320"/>
+        </w:tabs>
+        <w:ind w:left="4320" w:hanging="360"/>
+      </w:pPr>
+      <w:rPr>
+        <w:rFonts w:ascii="Wingdings" w:hAnsi="Wingdings" w:hint="default"/>
+        <w:sz w:val="20"/>
+      </w:rPr>
+    </w:lvl>
+    <w:lvl w:ilvl="6" w:tentative="1">
+      <w:start w:val="1"/>
+      <w:numFmt w:val="bullet"/>
+      <w:lvlText w:val=""/>
+      <w:lvlJc w:val="left"/>
+      <w:pPr>
+        <w:tabs>
+          <w:tab w:val="num" w:pos="5040"/>
+        </w:tabs>
+        <w:ind w:left="5040" w:hanging="360"/>
+      </w:pPr>
+      <w:rPr>
+        <w:rFonts w:ascii="Wingdings" w:hAnsi="Wingdings" w:hint="default"/>
+        <w:sz w:val="20"/>
+      </w:rPr>
+    </w:lvl>
+    <w:lvl w:ilvl="7" w:tentative="1">
+      <w:start w:val="1"/>
+      <w:numFmt w:val="bullet"/>
+      <w:lvlText w:val=""/>
+      <w:lvlJc w:val="left"/>
+      <w:pPr>
+        <w:tabs>
+          <w:tab w:val="num" w:pos="5760"/>
+        </w:tabs>
+        <w:ind w:left="5760" w:hanging="360"/>
+      </w:pPr>
+      <w:rPr>
+        <w:rFonts w:ascii="Wingdings" w:hAnsi="Wingdings" w:hint="default"/>
+        <w:sz w:val="20"/>
+      </w:rPr>
+    </w:lvl>
+    <w:lvl w:ilvl="8" w:tentative="1">
+      <w:start w:val="1"/>
+      <w:numFmt w:val="bullet"/>
+      <w:lvlText w:val=""/>
+      <w:lvlJc w:val="left"/>
+      <w:pPr>
+        <w:tabs>
+          <w:tab w:val="num" w:pos="6480"/>
+        </w:tabs>
+        <w:ind w:left="6480" w:hanging="360"/>
+      </w:pPr>
+      <w:rPr>
+        <w:rFonts w:ascii="Wingdings" w:hAnsi="Wingdings" w:hint="default"/>
+        <w:sz w:val="20"/>
+      </w:rPr>
+    </w:lvl>
+  </w:abstractNum>
+  <w:abstractNum w:abstractNumId="11" w15:restartNumberingAfterBreak="0">
+    <w:nsid w:val="634A6C65"/>
+    <w:multiLevelType w:val="multilevel"/>
+    <w:tmpl w:val="48D47020"/>
+    <w:lvl w:ilvl="0">
+      <w:start w:val="1"/>
+      <w:numFmt w:val="bullet"/>
+      <w:lvlText w:val=""/>
+      <w:lvlJc w:val="left"/>
+      <w:pPr>
+        <w:tabs>
+          <w:tab w:val="num" w:pos="720"/>
+        </w:tabs>
+        <w:ind w:left="720" w:hanging="360"/>
+      </w:pPr>
+      <w:rPr>
+        <w:rFonts w:ascii="Symbol" w:hAnsi="Symbol" w:hint="default"/>
+        <w:sz w:val="20"/>
+      </w:rPr>
+    </w:lvl>
+    <w:lvl w:ilvl="1" w:tentative="1">
+      <w:start w:val="1"/>
+      <w:numFmt w:val="bullet"/>
+      <w:lvlText w:val="o"/>
+      <w:lvlJc w:val="left"/>
+      <w:pPr>
+        <w:tabs>
+          <w:tab w:val="num" w:pos="1440"/>
+        </w:tabs>
+        <w:ind w:left="1440" w:hanging="360"/>
+      </w:pPr>
+      <w:rPr>
+        <w:rFonts w:ascii="Courier New" w:hAnsi="Courier New" w:hint="default"/>
+        <w:sz w:val="20"/>
+      </w:rPr>
+    </w:lvl>
+    <w:lvl w:ilvl="2" w:tentative="1">
+      <w:start w:val="1"/>
+      <w:numFmt w:val="bullet"/>
+      <w:lvlText w:val=""/>
+      <w:lvlJc w:val="left"/>
+      <w:pPr>
+        <w:tabs>
+          <w:tab w:val="num" w:pos="2160"/>
+        </w:tabs>
+        <w:ind w:left="2160" w:hanging="360"/>
+      </w:pPr>
+      <w:rPr>
+        <w:rFonts w:ascii="Wingdings" w:hAnsi="Wingdings" w:hint="default"/>
+        <w:sz w:val="20"/>
+      </w:rPr>
+    </w:lvl>
+    <w:lvl w:ilvl="3" w:tentative="1">
+      <w:start w:val="1"/>
+      <w:numFmt w:val="bullet"/>
+      <w:lvlText w:val=""/>
+      <w:lvlJc w:val="left"/>
+      <w:pPr>
+        <w:tabs>
+          <w:tab w:val="num" w:pos="2880"/>
+        </w:tabs>
+        <w:ind w:left="2880" w:hanging="360"/>
+      </w:pPr>
+      <w:rPr>
+        <w:rFonts w:ascii="Wingdings" w:hAnsi="Wingdings" w:hint="default"/>
+        <w:sz w:val="20"/>
+      </w:rPr>
+    </w:lvl>
+    <w:lvl w:ilvl="4" w:tentative="1">
+      <w:start w:val="1"/>
+      <w:numFmt w:val="bullet"/>
+      <w:lvlText w:val=""/>
+      <w:lvlJc w:val="left"/>
+      <w:pPr>
+        <w:tabs>
+          <w:tab w:val="num" w:pos="3600"/>
+        </w:tabs>
+        <w:ind w:left="3600" w:hanging="360"/>
+      </w:pPr>
+      <w:rPr>
+        <w:rFonts w:ascii="Wingdings" w:hAnsi="Wingdings" w:hint="default"/>
+        <w:sz w:val="20"/>
+      </w:rPr>
+    </w:lvl>
+    <w:lvl w:ilvl="5" w:tentative="1">
+      <w:start w:val="1"/>
+      <w:numFmt w:val="bullet"/>
+      <w:lvlText w:val=""/>
+      <w:lvlJc w:val="left"/>
+      <w:pPr>
+        <w:tabs>
+          <w:tab w:val="num" w:pos="4320"/>
+        </w:tabs>
+        <w:ind w:left="4320" w:hanging="360"/>
+      </w:pPr>
+      <w:rPr>
+        <w:rFonts w:ascii="Wingdings" w:hAnsi="Wingdings" w:hint="default"/>
+        <w:sz w:val="20"/>
+      </w:rPr>
+    </w:lvl>
+    <w:lvl w:ilvl="6" w:tentative="1">
+      <w:start w:val="1"/>
+      <w:numFmt w:val="bullet"/>
+      <w:lvlText w:val=""/>
+      <w:lvlJc w:val="left"/>
+      <w:pPr>
+        <w:tabs>
+          <w:tab w:val="num" w:pos="5040"/>
+        </w:tabs>
+        <w:ind w:left="5040" w:hanging="360"/>
+      </w:pPr>
+      <w:rPr>
+        <w:rFonts w:ascii="Wingdings" w:hAnsi="Wingdings" w:hint="default"/>
+        <w:sz w:val="20"/>
+      </w:rPr>
+    </w:lvl>
+    <w:lvl w:ilvl="7" w:tentative="1">
+      <w:start w:val="1"/>
+      <w:numFmt w:val="bullet"/>
+      <w:lvlText w:val=""/>
+      <w:lvlJc w:val="left"/>
+      <w:pPr>
+        <w:tabs>
+          <w:tab w:val="num" w:pos="5760"/>
+        </w:tabs>
+        <w:ind w:left="5760" w:hanging="360"/>
+      </w:pPr>
+      <w:rPr>
+        <w:rFonts w:ascii="Wingdings" w:hAnsi="Wingdings" w:hint="default"/>
+        <w:sz w:val="20"/>
+      </w:rPr>
+    </w:lvl>
+    <w:lvl w:ilvl="8" w:tentative="1">
+      <w:start w:val="1"/>
+      <w:numFmt w:val="bullet"/>
+      <w:lvlText w:val=""/>
+      <w:lvlJc w:val="left"/>
+      <w:pPr>
+        <w:tabs>
+          <w:tab w:val="num" w:pos="6480"/>
+        </w:tabs>
+        <w:ind w:left="6480" w:hanging="360"/>
+      </w:pPr>
+      <w:rPr>
+        <w:rFonts w:ascii="Wingdings" w:hAnsi="Wingdings" w:hint="default"/>
+        <w:sz w:val="20"/>
+      </w:rPr>
+    </w:lvl>
+  </w:abstractNum>
+  <w:abstractNum w:abstractNumId="12" w15:restartNumberingAfterBreak="0">
     <w:nsid w:val="6B9D3A45"/>
     <w:multiLevelType w:val="hybridMultilevel"/>
     <w:tmpl w:val="A326856C"/>
@@ -2726,7 +5283,156 @@
       </w:pPr>
     </w:lvl>
   </w:abstractNum>
-  <w:abstractNum w:abstractNumId="9" w15:restartNumberingAfterBreak="0">
+  <w:abstractNum w:abstractNumId="13" w15:restartNumberingAfterBreak="0">
+    <w:nsid w:val="6C7E75C1"/>
+    <w:multiLevelType w:val="multilevel"/>
+    <w:tmpl w:val="99D61BB8"/>
+    <w:lvl w:ilvl="0">
+      <w:start w:val="1"/>
+      <w:numFmt w:val="bullet"/>
+      <w:lvlText w:val=""/>
+      <w:lvlJc w:val="left"/>
+      <w:pPr>
+        <w:tabs>
+          <w:tab w:val="num" w:pos="720"/>
+        </w:tabs>
+        <w:ind w:left="720" w:hanging="360"/>
+      </w:pPr>
+      <w:rPr>
+        <w:rFonts w:ascii="Symbol" w:hAnsi="Symbol" w:hint="default"/>
+        <w:sz w:val="20"/>
+      </w:rPr>
+    </w:lvl>
+    <w:lvl w:ilvl="1" w:tentative="1">
+      <w:start w:val="1"/>
+      <w:numFmt w:val="bullet"/>
+      <w:lvlText w:val="o"/>
+      <w:lvlJc w:val="left"/>
+      <w:pPr>
+        <w:tabs>
+          <w:tab w:val="num" w:pos="1440"/>
+        </w:tabs>
+        <w:ind w:left="1440" w:hanging="360"/>
+      </w:pPr>
+      <w:rPr>
+        <w:rFonts w:ascii="Courier New" w:hAnsi="Courier New" w:hint="default"/>
+        <w:sz w:val="20"/>
+      </w:rPr>
+    </w:lvl>
+    <w:lvl w:ilvl="2" w:tentative="1">
+      <w:start w:val="1"/>
+      <w:numFmt w:val="bullet"/>
+      <w:lvlText w:val=""/>
+      <w:lvlJc w:val="left"/>
+      <w:pPr>
+        <w:tabs>
+          <w:tab w:val="num" w:pos="2160"/>
+        </w:tabs>
+        <w:ind w:left="2160" w:hanging="360"/>
+      </w:pPr>
+      <w:rPr>
+        <w:rFonts w:ascii="Wingdings" w:hAnsi="Wingdings" w:hint="default"/>
+        <w:sz w:val="20"/>
+      </w:rPr>
+    </w:lvl>
+    <w:lvl w:ilvl="3" w:tentative="1">
+      <w:start w:val="1"/>
+      <w:numFmt w:val="bullet"/>
+      <w:lvlText w:val=""/>
+      <w:lvlJc w:val="left"/>
+      <w:pPr>
+        <w:tabs>
+          <w:tab w:val="num" w:pos="2880"/>
+        </w:tabs>
+        <w:ind w:left="2880" w:hanging="360"/>
+      </w:pPr>
+      <w:rPr>
+        <w:rFonts w:ascii="Wingdings" w:hAnsi="Wingdings" w:hint="default"/>
+        <w:sz w:val="20"/>
+      </w:rPr>
+    </w:lvl>
+    <w:lvl w:ilvl="4" w:tentative="1">
+      <w:start w:val="1"/>
+      <w:numFmt w:val="bullet"/>
+      <w:lvlText w:val=""/>
+      <w:lvlJc w:val="left"/>
+      <w:pPr>
+        <w:tabs>
+          <w:tab w:val="num" w:pos="3600"/>
+        </w:tabs>
+        <w:ind w:left="3600" w:hanging="360"/>
+      </w:pPr>
+      <w:rPr>
+        <w:rFonts w:ascii="Wingdings" w:hAnsi="Wingdings" w:hint="default"/>
+        <w:sz w:val="20"/>
+      </w:rPr>
+    </w:lvl>
+    <w:lvl w:ilvl="5" w:tentative="1">
+      <w:start w:val="1"/>
+      <w:numFmt w:val="bullet"/>
+      <w:lvlText w:val=""/>
+      <w:lvlJc w:val="left"/>
+      <w:pPr>
+        <w:tabs>
+          <w:tab w:val="num" w:pos="4320"/>
+        </w:tabs>
+        <w:ind w:left="4320" w:hanging="360"/>
+      </w:pPr>
+      <w:rPr>
+        <w:rFonts w:ascii="Wingdings" w:hAnsi="Wingdings" w:hint="default"/>
+        <w:sz w:val="20"/>
+      </w:rPr>
+    </w:lvl>
+    <w:lvl w:ilvl="6" w:tentative="1">
+      <w:start w:val="1"/>
+      <w:numFmt w:val="bullet"/>
+      <w:lvlText w:val=""/>
+      <w:lvlJc w:val="left"/>
+      <w:pPr>
+        <w:tabs>
+          <w:tab w:val="num" w:pos="5040"/>
+        </w:tabs>
+        <w:ind w:left="5040" w:hanging="360"/>
+      </w:pPr>
+      <w:rPr>
+        <w:rFonts w:ascii="Wingdings" w:hAnsi="Wingdings" w:hint="default"/>
+        <w:sz w:val="20"/>
+      </w:rPr>
+    </w:lvl>
+    <w:lvl w:ilvl="7" w:tentative="1">
+      <w:start w:val="1"/>
+      <w:numFmt w:val="bullet"/>
+      <w:lvlText w:val=""/>
+      <w:lvlJc w:val="left"/>
+      <w:pPr>
+        <w:tabs>
+          <w:tab w:val="num" w:pos="5760"/>
+        </w:tabs>
+        <w:ind w:left="5760" w:hanging="360"/>
+      </w:pPr>
+      <w:rPr>
+        <w:rFonts w:ascii="Wingdings" w:hAnsi="Wingdings" w:hint="default"/>
+        <w:sz w:val="20"/>
+      </w:rPr>
+    </w:lvl>
+    <w:lvl w:ilvl="8" w:tentative="1">
+      <w:start w:val="1"/>
+      <w:numFmt w:val="bullet"/>
+      <w:lvlText w:val=""/>
+      <w:lvlJc w:val="left"/>
+      <w:pPr>
+        <w:tabs>
+          <w:tab w:val="num" w:pos="6480"/>
+        </w:tabs>
+        <w:ind w:left="6480" w:hanging="360"/>
+      </w:pPr>
+      <w:rPr>
+        <w:rFonts w:ascii="Wingdings" w:hAnsi="Wingdings" w:hint="default"/>
+        <w:sz w:val="20"/>
+      </w:rPr>
+    </w:lvl>
+  </w:abstractNum>
+  <w:abstractNum w:abstractNumId="14" w15:restartNumberingAfterBreak="0">
     <w:nsid w:val="6FBC5920"/>
     <w:multiLevelType w:val="hybridMultilevel"/>
     <w:tmpl w:val="E48436B4"/>
@@ -2839,29 +5545,178 @@
       </w:rPr>
     </w:lvl>
   </w:abstractNum>
+  <w:abstractNum w:abstractNumId="15" w15:restartNumberingAfterBreak="0">
+    <w:nsid w:val="7E8D469A"/>
+    <w:multiLevelType w:val="multilevel"/>
+    <w:tmpl w:val="745C6BA2"/>
+    <w:lvl w:ilvl="0">
+      <w:start w:val="1"/>
+      <w:numFmt w:val="bullet"/>
+      <w:lvlText w:val=""/>
+      <w:lvlJc w:val="left"/>
+      <w:pPr>
+        <w:tabs>
+          <w:tab w:val="num" w:pos="720"/>
+        </w:tabs>
+        <w:ind w:left="720" w:hanging="360"/>
+      </w:pPr>
+      <w:rPr>
+        <w:rFonts w:ascii="Symbol" w:hAnsi="Symbol" w:hint="default"/>
+        <w:sz w:val="20"/>
+      </w:rPr>
+    </w:lvl>
+    <w:lvl w:ilvl="1" w:tentative="1">
+      <w:start w:val="1"/>
+      <w:numFmt w:val="bullet"/>
+      <w:lvlText w:val="o"/>
+      <w:lvlJc w:val="left"/>
+      <w:pPr>
+        <w:tabs>
+          <w:tab w:val="num" w:pos="1440"/>
+        </w:tabs>
+        <w:ind w:left="1440" w:hanging="360"/>
+      </w:pPr>
+      <w:rPr>
+        <w:rFonts w:ascii="Courier New" w:hAnsi="Courier New" w:hint="default"/>
+        <w:sz w:val="20"/>
+      </w:rPr>
+    </w:lvl>
+    <w:lvl w:ilvl="2" w:tentative="1">
+      <w:start w:val="1"/>
+      <w:numFmt w:val="bullet"/>
+      <w:lvlText w:val=""/>
+      <w:lvlJc w:val="left"/>
+      <w:pPr>
+        <w:tabs>
+          <w:tab w:val="num" w:pos="2160"/>
+        </w:tabs>
+        <w:ind w:left="2160" w:hanging="360"/>
+      </w:pPr>
+      <w:rPr>
+        <w:rFonts w:ascii="Wingdings" w:hAnsi="Wingdings" w:hint="default"/>
+        <w:sz w:val="20"/>
+      </w:rPr>
+    </w:lvl>
+    <w:lvl w:ilvl="3" w:tentative="1">
+      <w:start w:val="1"/>
+      <w:numFmt w:val="bullet"/>
+      <w:lvlText w:val=""/>
+      <w:lvlJc w:val="left"/>
+      <w:pPr>
+        <w:tabs>
+          <w:tab w:val="num" w:pos="2880"/>
+        </w:tabs>
+        <w:ind w:left="2880" w:hanging="360"/>
+      </w:pPr>
+      <w:rPr>
+        <w:rFonts w:ascii="Wingdings" w:hAnsi="Wingdings" w:hint="default"/>
+        <w:sz w:val="20"/>
+      </w:rPr>
+    </w:lvl>
+    <w:lvl w:ilvl="4" w:tentative="1">
+      <w:start w:val="1"/>
+      <w:numFmt w:val="bullet"/>
+      <w:lvlText w:val=""/>
+      <w:lvlJc w:val="left"/>
+      <w:pPr>
+        <w:tabs>
+          <w:tab w:val="num" w:pos="3600"/>
+        </w:tabs>
+        <w:ind w:left="3600" w:hanging="360"/>
+      </w:pPr>
+      <w:rPr>
+        <w:rFonts w:ascii="Wingdings" w:hAnsi="Wingdings" w:hint="default"/>
+        <w:sz w:val="20"/>
+      </w:rPr>
+    </w:lvl>
+    <w:lvl w:ilvl="5" w:tentative="1">
+      <w:start w:val="1"/>
+      <w:numFmt w:val="bullet"/>
+      <w:lvlText w:val=""/>
+      <w:lvlJc w:val="left"/>
+      <w:pPr>
+        <w:tabs>
+          <w:tab w:val="num" w:pos="4320"/>
+        </w:tabs>
+        <w:ind w:left="4320" w:hanging="360"/>
+      </w:pPr>
+      <w:rPr>
+        <w:rFonts w:ascii="Wingdings" w:hAnsi="Wingdings" w:hint="default"/>
+        <w:sz w:val="20"/>
+      </w:rPr>
+    </w:lvl>
+    <w:lvl w:ilvl="6" w:tentative="1">
+      <w:start w:val="1"/>
+      <w:numFmt w:val="bullet"/>
+      <w:lvlText w:val=""/>
+      <w:lvlJc w:val="left"/>
+      <w:pPr>
+        <w:tabs>
+          <w:tab w:val="num" w:pos="5040"/>
+        </w:tabs>
+        <w:ind w:left="5040" w:hanging="360"/>
+      </w:pPr>
+      <w:rPr>
+        <w:rFonts w:ascii="Wingdings" w:hAnsi="Wingdings" w:hint="default"/>
+        <w:sz w:val="20"/>
+      </w:rPr>
+    </w:lvl>
+    <w:lvl w:ilvl="7" w:tentative="1">
+      <w:start w:val="1"/>
+      <w:numFmt w:val="bullet"/>
+      <w:lvlText w:val=""/>
+      <w:lvlJc w:val="left"/>
+      <w:pPr>
+        <w:tabs>
+          <w:tab w:val="num" w:pos="5760"/>
+        </w:tabs>
+        <w:ind w:left="5760" w:hanging="360"/>
+      </w:pPr>
+      <w:rPr>
+        <w:rFonts w:ascii="Wingdings" w:hAnsi="Wingdings" w:hint="default"/>
+        <w:sz w:val="20"/>
+      </w:rPr>
+    </w:lvl>
+    <w:lvl w:ilvl="8" w:tentative="1">
+      <w:start w:val="1"/>
+      <w:numFmt w:val="bullet"/>
+      <w:lvlText w:val=""/>
+      <w:lvlJc w:val="left"/>
+      <w:pPr>
+        <w:tabs>
+          <w:tab w:val="num" w:pos="6480"/>
+        </w:tabs>
+        <w:ind w:left="6480" w:hanging="360"/>
+      </w:pPr>
+      <w:rPr>
+        <w:rFonts w:ascii="Wingdings" w:hAnsi="Wingdings" w:hint="default"/>
+        <w:sz w:val="20"/>
+      </w:rPr>
+    </w:lvl>
+  </w:abstractNum>
   <w:num w:numId="1">
-    <w:abstractNumId w:val="8"/>
+    <w:abstractNumId w:val="12"/>
   </w:num>
   <w:num w:numId="2">
-    <w:abstractNumId w:val="6"/>
+    <w:abstractNumId w:val="8"/>
     <w:lvlOverride w:ilvl="0">
       <w:startOverride w:val="1"/>
     </w:lvlOverride>
   </w:num>
   <w:num w:numId="3">
-    <w:abstractNumId w:val="6"/>
+    <w:abstractNumId w:val="8"/>
     <w:lvlOverride w:ilvl="0">
       <w:startOverride w:val="2"/>
     </w:lvlOverride>
   </w:num>
   <w:num w:numId="4">
-    <w:abstractNumId w:val="6"/>
+    <w:abstractNumId w:val="8"/>
     <w:lvlOverride w:ilvl="0">
       <w:startOverride w:val="3"/>
     </w:lvlOverride>
   </w:num>
   <w:num w:numId="5">
-    <w:abstractNumId w:val="6"/>
+    <w:abstractNumId w:val="8"/>
     <w:lvlOverride w:ilvl="0">
       <w:startOverride w:val="4"/>
     </w:lvlOverride>
@@ -2870,19 +5725,19 @@
     <w:abstractNumId w:val="1"/>
   </w:num>
   <w:num w:numId="7">
-    <w:abstractNumId w:val="4"/>
+    <w:abstractNumId w:val="6"/>
   </w:num>
   <w:num w:numId="8">
-    <w:abstractNumId w:val="5"/>
+    <w:abstractNumId w:val="7"/>
     <w:lvlOverride w:ilvl="0">
       <w:startOverride w:val="1"/>
     </w:lvlOverride>
   </w:num>
   <w:num w:numId="9">
-    <w:abstractNumId w:val="5"/>
+    <w:abstractNumId w:val="7"/>
   </w:num>
   <w:num w:numId="10">
-    <w:abstractNumId w:val="5"/>
+    <w:abstractNumId w:val="7"/>
     <w:lvlOverride w:ilvl="0">
       <w:startOverride w:val="3"/>
     </w:lvlOverride>
@@ -2891,31 +5746,49 @@
     <w:abstractNumId w:val="0"/>
   </w:num>
   <w:num w:numId="12">
-    <w:abstractNumId w:val="3"/>
+    <w:abstractNumId w:val="4"/>
   </w:num>
   <w:num w:numId="13">
-    <w:abstractNumId w:val="7"/>
+    <w:abstractNumId w:val="9"/>
   </w:num>
   <w:num w:numId="14">
-    <w:abstractNumId w:val="9"/>
+    <w:abstractNumId w:val="14"/>
   </w:num>
   <w:num w:numId="15">
-    <w:abstractNumId w:val="2"/>
+    <w:abstractNumId w:val="3"/>
     <w:lvlOverride w:ilvl="0">
       <w:startOverride w:val="1"/>
     </w:lvlOverride>
   </w:num>
   <w:num w:numId="16">
-    <w:abstractNumId w:val="2"/>
+    <w:abstractNumId w:val="3"/>
     <w:lvlOverride w:ilvl="0">
       <w:startOverride w:val="2"/>
     </w:lvlOverride>
   </w:num>
   <w:num w:numId="17">
-    <w:abstractNumId w:val="2"/>
+    <w:abstractNumId w:val="3"/>
     <w:lvlOverride w:ilvl="0">
       <w:startOverride w:val="3"/>
     </w:lvlOverride>
+  </w:num>
+  <w:num w:numId="18">
+    <w:abstractNumId w:val="11"/>
+  </w:num>
+  <w:num w:numId="19">
+    <w:abstractNumId w:val="15"/>
+  </w:num>
+  <w:num w:numId="20">
+    <w:abstractNumId w:val="10"/>
+  </w:num>
+  <w:num w:numId="21">
+    <w:abstractNumId w:val="5"/>
+  </w:num>
+  <w:num w:numId="22">
+    <w:abstractNumId w:val="2"/>
+  </w:num>
+  <w:num w:numId="23">
+    <w:abstractNumId w:val="13"/>
   </w:num>
 </w:numbering>
 </file>
@@ -3340,6 +6213,52 @@
       <w:lang w:eastAsia="en-IN"/>
     </w:rPr>
   </w:style>
+  <w:style w:type="paragraph" w:styleId="Heading2">
+    <w:name w:val="heading 2"/>
+    <w:basedOn w:val="Normal"/>
+    <w:next w:val="Normal"/>
+    <w:link w:val="Heading2Char"/>
+    <w:uiPriority w:val="9"/>
+    <w:semiHidden/>
+    <w:unhideWhenUsed/>
+    <w:qFormat/>
+    <w:rsid w:val="008D3CB8"/>
+    <w:pPr>
+      <w:keepNext/>
+      <w:keepLines/>
+      <w:spacing w:before="40" w:after="0"/>
+      <w:outlineLvl w:val="1"/>
+    </w:pPr>
+    <w:rPr>
+      <w:rFonts w:asciiTheme="majorHAnsi" w:eastAsiaTheme="majorEastAsia" w:hAnsiTheme="majorHAnsi" w:cstheme="majorBidi"/>
+      <w:color w:val="2F5496" w:themeColor="accent1" w:themeShade="BF"/>
+      <w:sz w:val="26"/>
+      <w:szCs w:val="26"/>
+    </w:rPr>
+  </w:style>
+  <w:style w:type="paragraph" w:styleId="Heading3">
+    <w:name w:val="heading 3"/>
+    <w:basedOn w:val="Normal"/>
+    <w:next w:val="Normal"/>
+    <w:link w:val="Heading3Char"/>
+    <w:uiPriority w:val="9"/>
+    <w:semiHidden/>
+    <w:unhideWhenUsed/>
+    <w:qFormat/>
+    <w:rsid w:val="008D3CB8"/>
+    <w:pPr>
+      <w:keepNext/>
+      <w:keepLines/>
+      <w:spacing w:before="40" w:after="0"/>
+      <w:outlineLvl w:val="2"/>
+    </w:pPr>
+    <w:rPr>
+      <w:rFonts w:asciiTheme="majorHAnsi" w:eastAsiaTheme="majorEastAsia" w:hAnsiTheme="majorHAnsi" w:cstheme="majorBidi"/>
+      <w:color w:val="1F3763" w:themeColor="accent1" w:themeShade="7F"/>
+      <w:sz w:val="24"/>
+      <w:szCs w:val="24"/>
+    </w:rPr>
+  </w:style>
   <w:style w:type="character" w:default="1" w:styleId="DefaultParagraphFont">
     <w:name w:val="Default Paragraph Font"/>
     <w:uiPriority w:val="1"/>
@@ -3432,6 +6351,97 @@
     <w:rPr>
       <w:b/>
       <w:bCs/>
+    </w:rPr>
+  </w:style>
+  <w:style w:type="character" w:customStyle="1" w:styleId="Heading2Char">
+    <w:name w:val="Heading 2 Char"/>
+    <w:basedOn w:val="DefaultParagraphFont"/>
+    <w:link w:val="Heading2"/>
+    <w:uiPriority w:val="9"/>
+    <w:semiHidden/>
+    <w:rsid w:val="008D3CB8"/>
+    <w:rPr>
+      <w:rFonts w:asciiTheme="majorHAnsi" w:eastAsiaTheme="majorEastAsia" w:hAnsiTheme="majorHAnsi" w:cstheme="majorBidi"/>
+      <w:color w:val="2F5496" w:themeColor="accent1" w:themeShade="BF"/>
+      <w:sz w:val="26"/>
+      <w:szCs w:val="26"/>
+    </w:rPr>
+  </w:style>
+  <w:style w:type="character" w:customStyle="1" w:styleId="Heading3Char">
+    <w:name w:val="Heading 3 Char"/>
+    <w:basedOn w:val="DefaultParagraphFont"/>
+    <w:link w:val="Heading3"/>
+    <w:uiPriority w:val="9"/>
+    <w:semiHidden/>
+    <w:rsid w:val="008D3CB8"/>
+    <w:rPr>
+      <w:rFonts w:asciiTheme="majorHAnsi" w:eastAsiaTheme="majorEastAsia" w:hAnsiTheme="majorHAnsi" w:cstheme="majorBidi"/>
+      <w:color w:val="1F3763" w:themeColor="accent1" w:themeShade="7F"/>
+      <w:sz w:val="24"/>
+      <w:szCs w:val="24"/>
+    </w:rPr>
+  </w:style>
+  <w:style w:type="paragraph" w:styleId="HTMLPreformatted">
+    <w:name w:val="HTML Preformatted"/>
+    <w:basedOn w:val="Normal"/>
+    <w:link w:val="HTMLPreformattedChar"/>
+    <w:uiPriority w:val="99"/>
+    <w:semiHidden/>
+    <w:unhideWhenUsed/>
+    <w:rsid w:val="008D3CB8"/>
+    <w:pPr>
+      <w:tabs>
+        <w:tab w:val="left" w:pos="916"/>
+        <w:tab w:val="left" w:pos="1832"/>
+        <w:tab w:val="left" w:pos="2748"/>
+        <w:tab w:val="left" w:pos="3664"/>
+        <w:tab w:val="left" w:pos="4580"/>
+        <w:tab w:val="left" w:pos="5496"/>
+        <w:tab w:val="left" w:pos="6412"/>
+        <w:tab w:val="left" w:pos="7328"/>
+        <w:tab w:val="left" w:pos="8244"/>
+        <w:tab w:val="left" w:pos="9160"/>
+        <w:tab w:val="left" w:pos="10076"/>
+        <w:tab w:val="left" w:pos="10992"/>
+        <w:tab w:val="left" w:pos="11908"/>
+        <w:tab w:val="left" w:pos="12824"/>
+        <w:tab w:val="left" w:pos="13740"/>
+        <w:tab w:val="left" w:pos="14656"/>
+      </w:tabs>
+      <w:spacing w:after="0" w:line="240" w:lineRule="auto"/>
+    </w:pPr>
+    <w:rPr>
+      <w:rFonts w:ascii="Courier New" w:eastAsia="Times New Roman" w:hAnsi="Courier New" w:cs="Courier New"/>
+      <w:sz w:val="20"/>
+      <w:szCs w:val="20"/>
+      <w:lang w:eastAsia="en-IN"/>
+    </w:rPr>
+  </w:style>
+  <w:style w:type="character" w:customStyle="1" w:styleId="HTMLPreformattedChar">
+    <w:name w:val="HTML Preformatted Char"/>
+    <w:basedOn w:val="DefaultParagraphFont"/>
+    <w:link w:val="HTMLPreformatted"/>
+    <w:uiPriority w:val="99"/>
+    <w:semiHidden/>
+    <w:rsid w:val="008D3CB8"/>
+    <w:rPr>
+      <w:rFonts w:ascii="Courier New" w:eastAsia="Times New Roman" w:hAnsi="Courier New" w:cs="Courier New"/>
+      <w:sz w:val="20"/>
+      <w:szCs w:val="20"/>
+      <w:lang w:eastAsia="en-IN"/>
+    </w:rPr>
+  </w:style>
+  <w:style w:type="character" w:styleId="HTMLCode">
+    <w:name w:val="HTML Code"/>
+    <w:basedOn w:val="DefaultParagraphFont"/>
+    <w:uiPriority w:val="99"/>
+    <w:semiHidden/>
+    <w:unhideWhenUsed/>
+    <w:rsid w:val="008D3CB8"/>
+    <w:rPr>
+      <w:rFonts w:ascii="Courier New" w:eastAsia="Times New Roman" w:hAnsi="Courier New" w:cs="Courier New"/>
+      <w:sz w:val="20"/>
+      <w:szCs w:val="20"/>
     </w:rPr>
   </w:style>
 </w:styles>
